--- a/fra/docx/012.content.docx
+++ b/fra/docx/012.content.docx
@@ -19,7 +19,7 @@
         <w:rPr>
           <w:lang w:val="fr_FR" w:bidi="fr_FR"/>
         </w:rPr>
-        <w:t>Resource: Tyndale Open Study Notes</w:t>
+        <w:t>Resource: Aquifer Open Study Notes (Profiles)</w:t>
       </w:r>
       <w:r>
         <w:rPr>
@@ -112,7 +112,7 @@
         <w:rPr>
           <w:lang w:val="fr_FR" w:bidi="fr_FR"/>
         </w:rPr>
-        <w:t>Tyndale Open Study Notes</w:t>
+        <w:t>Aquifer Open Study Notes (Profiles)</w:t>
       </w:r>
     </w:p>
     <w:p>

--- a/fra/docx/012.content.docx
+++ b/fra/docx/012.content.docx
@@ -425,54 +425,36 @@
         </w:rPr>
         <w:t>Manassé était le treizième roi de Juda et a régné de 697 à 642 av. J.‑C. Il fut roi pendant de nombreuses années et se fit connaître pour ses mauvaises actions (</w:t>
       </w:r>
-      <w:hyperlink r:id="rId13">
-        <w:r>
-          <w:rPr>
-            <w:lang w:val="fr_FR" w:bidi="fr_FR"/>
-          </w:rPr>
-          <w:rPr>
-            <w:color w:val="0000EE"/>
-            <w:u w:val="single"/>
-          </w:rPr>
-          <w:t>2R 21.1–18</w:t>
-        </w:r>
-      </w:hyperlink>
+      <w:r>
+        <w:rPr>
+          <w:lang w:val="fr_FR" w:bidi="fr_FR"/>
+        </w:rPr>
+        <w:t>2R 21.1–18</w:t>
+      </w:r>
       <w:r>
         <w:rPr>
           <w:lang w:val="fr_FR" w:bidi="fr_FR"/>
         </w:rPr>
         <w:t xml:space="preserve"> ; </w:t>
       </w:r>
-      <w:hyperlink r:id="rId14">
-        <w:r>
-          <w:rPr>
-            <w:lang w:val="fr_FR" w:bidi="fr_FR"/>
-          </w:rPr>
-          <w:rPr>
-            <w:color w:val="0000EE"/>
-            <w:u w:val="single"/>
-          </w:rPr>
-          <w:t>2Ch 33.1–9</w:t>
-        </w:r>
-      </w:hyperlink>
+      <w:r>
+        <w:rPr>
+          <w:lang w:val="fr_FR" w:bidi="fr_FR"/>
+        </w:rPr>
+        <w:t>2Ch 33.1–9</w:t>
+      </w:r>
       <w:r>
         <w:rPr>
           <w:lang w:val="fr_FR" w:bidi="fr_FR"/>
         </w:rPr>
         <w:t>), ce qui était surprenant car son père, le roi Ézéchias, était un roi bon et fidèle (</w:t>
       </w:r>
-      <w:hyperlink r:id="rId15">
-        <w:r>
-          <w:rPr>
-            <w:lang w:val="fr_FR" w:bidi="fr_FR"/>
-          </w:rPr>
-          <w:rPr>
-            <w:color w:val="0000EE"/>
-            <w:u w:val="single"/>
-          </w:rPr>
-          <w:t>2R 20.21</w:t>
-        </w:r>
-      </w:hyperlink>
+      <w:r>
+        <w:rPr>
+          <w:lang w:val="fr_FR" w:bidi="fr_FR"/>
+        </w:rPr>
+        <w:t>2R 20.21</w:t>
+      </w:r>
       <w:r>
         <w:rPr>
           <w:lang w:val="fr_FR" w:bidi="fr_FR"/>
@@ -493,126 +475,84 @@
         </w:rPr>
         <w:t>En 697 av. J.‑C., Manassé devint co-dirigeant avec son père, Ézéchias, à l’âge de douze ans (</w:t>
       </w:r>
-      <w:hyperlink r:id="rId16">
-        <w:r>
-          <w:rPr>
-            <w:lang w:val="fr_FR" w:bidi="fr_FR"/>
-          </w:rPr>
-          <w:rPr>
-            <w:color w:val="0000EE"/>
-            <w:u w:val="single"/>
-          </w:rPr>
-          <w:t>2Ch 33.1</w:t>
-        </w:r>
-      </w:hyperlink>
+      <w:r>
+        <w:rPr>
+          <w:lang w:val="fr_FR" w:bidi="fr_FR"/>
+        </w:rPr>
+        <w:t>2Ch 33.1</w:t>
+      </w:r>
       <w:r>
         <w:rPr>
           <w:lang w:val="fr_FR" w:bidi="fr_FR"/>
         </w:rPr>
         <w:t>). En 686 av. J.‑C., Ézéchias mourut, et Manassé devint le seul roi. Il régna pendant cinquante-cinq ans (</w:t>
       </w:r>
-      <w:hyperlink r:id="rId17">
-        <w:r>
-          <w:rPr>
-            <w:lang w:val="fr_FR" w:bidi="fr_FR"/>
-          </w:rPr>
-          <w:rPr>
-            <w:color w:val="0000EE"/>
-            <w:u w:val="single"/>
-          </w:rPr>
-          <w:t>2R 21.1</w:t>
-        </w:r>
-      </w:hyperlink>
+      <w:r>
+        <w:rPr>
+          <w:lang w:val="fr_FR" w:bidi="fr_FR"/>
+        </w:rPr>
+        <w:t>2R 21.1</w:t>
+      </w:r>
       <w:r>
         <w:rPr>
           <w:lang w:val="fr_FR" w:bidi="fr_FR"/>
         </w:rPr>
         <w:t>), plus longtemps que tout autre roi en Juda ou en Israël. Malheureusement, il fut le roi le plus méchant de Juda. Il reconstruisit les hauts lieux pour le culte païen, encouragea le culte de Baal, du soleil, de la lune et des étoiles, et sacrifia même son fils (</w:t>
       </w:r>
-      <w:hyperlink r:id="rId18">
-        <w:r>
-          <w:rPr>
-            <w:lang w:val="fr_FR" w:bidi="fr_FR"/>
-          </w:rPr>
-          <w:rPr>
-            <w:color w:val="0000EE"/>
-            <w:u w:val="single"/>
-          </w:rPr>
-          <w:t xml:space="preserve">2R 21.2–9 </w:t>
-        </w:r>
-      </w:hyperlink>
+      <w:r>
+        <w:rPr>
+          <w:lang w:val="fr_FR" w:bidi="fr_FR"/>
+        </w:rPr>
+        <w:t xml:space="preserve">2R 21.2–9 </w:t>
+      </w:r>
       <w:r>
         <w:rPr>
           <w:lang w:val="fr_FR" w:bidi="fr_FR"/>
         </w:rPr>
         <w:t xml:space="preserve">; voir </w:t>
       </w:r>
-      <w:hyperlink r:id="rId19">
-        <w:r>
-          <w:rPr>
-            <w:lang w:val="fr_FR" w:bidi="fr_FR"/>
-          </w:rPr>
-          <w:rPr>
-            <w:color w:val="0000EE"/>
-            <w:u w:val="single"/>
-          </w:rPr>
-          <w:t xml:space="preserve">2R 23.10 </w:t>
-        </w:r>
-      </w:hyperlink>
+      <w:r>
+        <w:rPr>
+          <w:lang w:val="fr_FR" w:bidi="fr_FR"/>
+        </w:rPr>
+        <w:t xml:space="preserve">2R 23.10 </w:t>
+      </w:r>
       <w:r>
         <w:rPr>
           <w:lang w:val="fr_FR" w:bidi="fr_FR"/>
         </w:rPr>
         <w:t xml:space="preserve">; </w:t>
       </w:r>
-      <w:hyperlink r:id="rId20">
-        <w:r>
-          <w:rPr>
-            <w:lang w:val="fr_FR" w:bidi="fr_FR"/>
-          </w:rPr>
-          <w:rPr>
-            <w:color w:val="0000EE"/>
-            <w:u w:val="single"/>
-          </w:rPr>
-          <w:t>Jr 7.31</w:t>
-        </w:r>
-      </w:hyperlink>
+      <w:r>
+        <w:rPr>
+          <w:lang w:val="fr_FR" w:bidi="fr_FR"/>
+        </w:rPr>
+        <w:t>Jr 7.31</w:t>
+      </w:r>
       <w:r>
         <w:rPr>
           <w:lang w:val="fr_FR" w:bidi="fr_FR"/>
         </w:rPr>
         <w:t>). Il permit la divination (recherche de la connaissance de l’avenir par des méthodes surnaturelles) et la sorcellerie (utilisation de la magie avec l’aide d’esprits maléfiques) en Juda. Il « répandit tant de sang innocent qu’il remplit Jérusalem… de sang innocent » (</w:t>
       </w:r>
-      <w:hyperlink r:id="rId21">
-        <w:r>
-          <w:rPr>
-            <w:lang w:val="fr_FR" w:bidi="fr_FR"/>
-          </w:rPr>
-          <w:rPr>
-            <w:color w:val="0000EE"/>
-            <w:u w:val="single"/>
-          </w:rPr>
-          <w:t xml:space="preserve">2R 21.16 </w:t>
-        </w:r>
-      </w:hyperlink>
+      <w:r>
+        <w:rPr>
+          <w:lang w:val="fr_FR" w:bidi="fr_FR"/>
+        </w:rPr>
+        <w:t xml:space="preserve">2R 21.16 </w:t>
+      </w:r>
       <w:r>
         <w:rPr>
           <w:lang w:val="fr_FR" w:bidi="fr_FR"/>
         </w:rPr>
         <w:t xml:space="preserve">; </w:t>
       </w:r>
-      <w:hyperlink r:id="rId22">
-        <w:r>
-          <w:rPr>
-            <w:lang w:val="fr_FR" w:bidi="fr_FR"/>
-          </w:rPr>
-          <w:rPr>
-            <w:color w:val="0000EE"/>
-            <w:u w:val="single"/>
-          </w:rPr>
-          <w:t>24.3–4</w:t>
-        </w:r>
-      </w:hyperlink>
+      <w:r>
+        <w:rPr>
+          <w:lang w:val="fr_FR" w:bidi="fr_FR"/>
+        </w:rPr>
+        <w:t>24.3–4</w:t>
+      </w:r>
       <w:r>
         <w:rPr>
           <w:lang w:val="fr_FR" w:bidi="fr_FR"/>
@@ -659,54 +599,36 @@
         </w:rPr>
         <w:t xml:space="preserve"> » (</w:t>
       </w:r>
-      <w:hyperlink r:id="rId23">
-        <w:r>
-          <w:rPr>
-            <w:lang w:val="fr_FR" w:bidi="fr_FR"/>
-          </w:rPr>
-          <w:rPr>
-            <w:color w:val="0000EE"/>
-            <w:u w:val="single"/>
-          </w:rPr>
-          <w:t>2R 21.13</w:t>
-        </w:r>
-      </w:hyperlink>
+      <w:r>
+        <w:rPr>
+          <w:lang w:val="fr_FR" w:bidi="fr_FR"/>
+        </w:rPr>
+        <w:t>2R 21.13</w:t>
+      </w:r>
       <w:r>
         <w:rPr>
           <w:lang w:val="fr_FR" w:bidi="fr_FR"/>
         </w:rPr>
         <w:t>). Cependant, Manassé se repentit tard dans sa vie. L’armée assyrienne l’a capturé, lui a mis un crochet dans le nez, et l’a exilé à Babylone (</w:t>
       </w:r>
-      <w:hyperlink r:id="rId24">
-        <w:r>
-          <w:rPr>
-            <w:lang w:val="fr_FR" w:bidi="fr_FR"/>
-          </w:rPr>
-          <w:rPr>
-            <w:color w:val="0000EE"/>
-            <w:u w:val="single"/>
-          </w:rPr>
-          <w:t>2Ch 33.10–13</w:t>
-        </w:r>
-      </w:hyperlink>
+      <w:r>
+        <w:rPr>
+          <w:lang w:val="fr_FR" w:bidi="fr_FR"/>
+        </w:rPr>
+        <w:t>2Ch 33.10–13</w:t>
+      </w:r>
       <w:r>
         <w:rPr>
           <w:lang w:val="fr_FR" w:bidi="fr_FR"/>
         </w:rPr>
         <w:t>). Là, Manassé se tourna vers le Seigneur. Dieu entendit ses prières, le rétablit comme roi, et bénit le reste de son règne alors que Manassé s’efforçait de restaurer le culte approprié de Dieu seul (</w:t>
       </w:r>
-      <w:hyperlink r:id="rId25">
-        <w:r>
-          <w:rPr>
-            <w:lang w:val="fr_FR" w:bidi="fr_FR"/>
-          </w:rPr>
-          <w:rPr>
-            <w:color w:val="0000EE"/>
-            <w:u w:val="single"/>
-          </w:rPr>
-          <w:t>2Ch 33.14–17</w:t>
-        </w:r>
-      </w:hyperlink>
+      <w:r>
+        <w:rPr>
+          <w:lang w:val="fr_FR" w:bidi="fr_FR"/>
+        </w:rPr>
+        <w:t>2Ch 33.14–17</w:t>
+      </w:r>
       <w:r>
         <w:rPr>
           <w:lang w:val="fr_FR" w:bidi="fr_FR"/>
@@ -727,54 +649,36 @@
         </w:rPr>
         <w:t>Malheureusement, les péchés de Manassé s’étaient répandus parmi le peuple de Juda (</w:t>
       </w:r>
-      <w:hyperlink r:id="rId26">
-        <w:r>
-          <w:rPr>
-            <w:lang w:val="fr_FR" w:bidi="fr_FR"/>
-          </w:rPr>
-          <w:rPr>
-            <w:color w:val="0000EE"/>
-            <w:u w:val="single"/>
-          </w:rPr>
-          <w:t>2Ch 33.17</w:t>
-        </w:r>
-      </w:hyperlink>
+      <w:r>
+        <w:rPr>
+          <w:lang w:val="fr_FR" w:bidi="fr_FR"/>
+        </w:rPr>
+        <w:t>2Ch 33.17</w:t>
+      </w:r>
       <w:r>
         <w:rPr>
           <w:lang w:val="fr_FR" w:bidi="fr_FR"/>
         </w:rPr>
         <w:t>). Dieu n’a pas changé sa décision de juger le royaume (</w:t>
       </w:r>
-      <w:hyperlink r:id="rId27">
-        <w:r>
-          <w:rPr>
-            <w:lang w:val="fr_FR" w:bidi="fr_FR"/>
-          </w:rPr>
-          <w:rPr>
-            <w:color w:val="0000EE"/>
-            <w:u w:val="single"/>
-          </w:rPr>
-          <w:t>2R 23.26</w:t>
-        </w:r>
-      </w:hyperlink>
+      <w:r>
+        <w:rPr>
+          <w:lang w:val="fr_FR" w:bidi="fr_FR"/>
+        </w:rPr>
+        <w:t>2R 23.26</w:t>
+      </w:r>
       <w:r>
         <w:rPr>
           <w:lang w:val="fr_FR" w:bidi="fr_FR"/>
         </w:rPr>
         <w:t xml:space="preserve"> ; </w:t>
       </w:r>
-      <w:hyperlink r:id="rId22">
-        <w:r>
-          <w:rPr>
-            <w:lang w:val="fr_FR" w:bidi="fr_FR"/>
-          </w:rPr>
-          <w:rPr>
-            <w:color w:val="0000EE"/>
-            <w:u w:val="single"/>
-          </w:rPr>
-          <w:t>24.3–4</w:t>
-        </w:r>
-      </w:hyperlink>
+      <w:r>
+        <w:rPr>
+          <w:lang w:val="fr_FR" w:bidi="fr_FR"/>
+        </w:rPr>
+        <w:t>24.3–4</w:t>
+      </w:r>
       <w:r>
         <w:rPr>
           <w:lang w:val="fr_FR" w:bidi="fr_FR"/>
@@ -793,18 +697,12 @@
         </w:rPr>
         <w:t xml:space="preserve"> » (</w:t>
       </w:r>
-      <w:hyperlink r:id="rId28">
-        <w:r>
-          <w:rPr>
-            <w:lang w:val="fr_FR" w:bidi="fr_FR"/>
-          </w:rPr>
-          <w:rPr>
-            <w:color w:val="0000EE"/>
-            <w:u w:val="single"/>
-          </w:rPr>
-          <w:t>Jr 15.4</w:t>
-        </w:r>
-      </w:hyperlink>
+      <w:r>
+        <w:rPr>
+          <w:lang w:val="fr_FR" w:bidi="fr_FR"/>
+        </w:rPr>
+        <w:t>Jr 15.4</w:t>
+      </w:r>
       <w:r>
         <w:rPr>
           <w:lang w:val="fr_FR" w:bidi="fr_FR"/>
@@ -825,54 +723,36 @@
         </w:rPr>
         <w:t>Quand Manassé mourut en 642 av. J.‑C. à l’âge de 67 ans, il fut enterré dans son propre jardin (</w:t>
       </w:r>
-      <w:hyperlink r:id="rId29">
-        <w:r>
-          <w:rPr>
-            <w:lang w:val="fr_FR" w:bidi="fr_FR"/>
-          </w:rPr>
-          <w:rPr>
-            <w:color w:val="0000EE"/>
-            <w:u w:val="single"/>
-          </w:rPr>
-          <w:t>2R 21.18</w:t>
-        </w:r>
-      </w:hyperlink>
+      <w:r>
+        <w:rPr>
+          <w:lang w:val="fr_FR" w:bidi="fr_FR"/>
+        </w:rPr>
+        <w:t>2R 21.18</w:t>
+      </w:r>
       <w:r>
         <w:rPr>
           <w:lang w:val="fr_FR" w:bidi="fr_FR"/>
         </w:rPr>
         <w:t>). Il ne fut pas enterré avec des dirigeants respectés comme Jehojada et Ézéchias (</w:t>
       </w:r>
-      <w:hyperlink r:id="rId30">
-        <w:r>
-          <w:rPr>
-            <w:lang w:val="fr_FR" w:bidi="fr_FR"/>
-          </w:rPr>
-          <w:rPr>
-            <w:color w:val="0000EE"/>
-            <w:u w:val="single"/>
-          </w:rPr>
-          <w:t>2Ch 24.15–16</w:t>
-        </w:r>
-      </w:hyperlink>
+      <w:r>
+        <w:rPr>
+          <w:lang w:val="fr_FR" w:bidi="fr_FR"/>
+        </w:rPr>
+        <w:t>2Ch 24.15–16</w:t>
+      </w:r>
       <w:r>
         <w:rPr>
           <w:lang w:val="fr_FR" w:bidi="fr_FR"/>
         </w:rPr>
         <w:t xml:space="preserve"> ; </w:t>
       </w:r>
-      <w:hyperlink r:id="rId31">
-        <w:r>
-          <w:rPr>
-            <w:lang w:val="fr_FR" w:bidi="fr_FR"/>
-          </w:rPr>
-          <w:rPr>
-            <w:color w:val="0000EE"/>
-            <w:u w:val="single"/>
-          </w:rPr>
-          <w:t>32.33</w:t>
-        </w:r>
-      </w:hyperlink>
+      <w:r>
+        <w:rPr>
+          <w:lang w:val="fr_FR" w:bidi="fr_FR"/>
+        </w:rPr>
+        <w:t>32.33</w:t>
+      </w:r>
       <w:r>
         <w:rPr>
           <w:lang w:val="fr_FR" w:bidi="fr_FR"/>
@@ -902,90 +782,60 @@
           <w:lang w:val="fr_FR" w:bidi="fr_FR"/>
         </w:rPr>
       </w:r>
-      <w:hyperlink r:id="rId32">
-        <w:r>
-          <w:rPr>
-            <w:lang w:val="fr_FR" w:bidi="fr_FR"/>
-          </w:rPr>
-          <w:rPr>
-            <w:color w:val="0000EE"/>
-            <w:u w:val="single"/>
-          </w:rPr>
-          <w:t>2R 20.21–21.18</w:t>
-        </w:r>
-      </w:hyperlink>
+      <w:r>
+        <w:rPr>
+          <w:lang w:val="fr_FR" w:bidi="fr_FR"/>
+        </w:rPr>
+        <w:t>2R 20.21–21.18</w:t>
+      </w:r>
       <w:r>
         <w:rPr>
           <w:lang w:val="fr_FR" w:bidi="fr_FR"/>
         </w:rPr>
         <w:t xml:space="preserve"> ; </w:t>
       </w:r>
-      <w:hyperlink r:id="rId27">
-        <w:r>
-          <w:rPr>
-            <w:lang w:val="fr_FR" w:bidi="fr_FR"/>
-          </w:rPr>
-          <w:rPr>
-            <w:color w:val="0000EE"/>
-            <w:u w:val="single"/>
-          </w:rPr>
-          <w:t>23.26</w:t>
-        </w:r>
-      </w:hyperlink>
+      <w:r>
+        <w:rPr>
+          <w:lang w:val="fr_FR" w:bidi="fr_FR"/>
+        </w:rPr>
+        <w:t>23.26</w:t>
+      </w:r>
       <w:r>
         <w:rPr>
           <w:lang w:val="fr_FR" w:bidi="fr_FR"/>
         </w:rPr>
         <w:t xml:space="preserve"> ; </w:t>
       </w:r>
-      <w:hyperlink r:id="rId33">
-        <w:r>
-          <w:rPr>
-            <w:lang w:val="fr_FR" w:bidi="fr_FR"/>
-          </w:rPr>
-          <w:rPr>
-            <w:color w:val="0000EE"/>
-            <w:u w:val="single"/>
-          </w:rPr>
-          <w:t>24.3</w:t>
-        </w:r>
-      </w:hyperlink>
+      <w:r>
+        <w:rPr>
+          <w:lang w:val="fr_FR" w:bidi="fr_FR"/>
+        </w:rPr>
+        <w:t>24.3</w:t>
+      </w:r>
       <w:r>
         <w:rPr>
           <w:lang w:val="fr_FR" w:bidi="fr_FR"/>
         </w:rPr>
         <w:t xml:space="preserve"> ; </w:t>
       </w:r>
-      <w:hyperlink r:id="rId34">
-        <w:r>
-          <w:rPr>
-            <w:lang w:val="fr_FR" w:bidi="fr_FR"/>
-          </w:rPr>
-          <w:rPr>
-            <w:color w:val="0000EE"/>
-            <w:u w:val="single"/>
-          </w:rPr>
-          <w:t>2Ch 32.33–33.20</w:t>
-        </w:r>
-      </w:hyperlink>
+      <w:r>
+        <w:rPr>
+          <w:lang w:val="fr_FR" w:bidi="fr_FR"/>
+        </w:rPr>
+        <w:t>2Ch 32.33–33.20</w:t>
+      </w:r>
       <w:r>
         <w:rPr>
           <w:lang w:val="fr_FR" w:bidi="fr_FR"/>
         </w:rPr>
         <w:t xml:space="preserve"> ; </w:t>
       </w:r>
-      <w:hyperlink r:id="rId28">
-        <w:r>
-          <w:rPr>
-            <w:lang w:val="fr_FR" w:bidi="fr_FR"/>
-          </w:rPr>
-          <w:rPr>
-            <w:color w:val="0000EE"/>
-            <w:u w:val="single"/>
-          </w:rPr>
-          <w:t>Jr 15.4</w:t>
-        </w:r>
-      </w:hyperlink>
+      <w:r>
+        <w:rPr>
+          <w:lang w:val="fr_FR" w:bidi="fr_FR"/>
+        </w:rPr>
+        <w:t>Jr 15.4</w:t>
+      </w:r>
       <w:r>
         <w:rPr>
           <w:lang w:val="fr_FR" w:bidi="fr_FR"/>
@@ -1034,90 +884,60 @@
         </w:rPr>
         <w:t>Marie, l’épouse de Joseph, était la mère vierge de Jésus. Luc nous dit qu’en tant que jeune fille à Nazareth, Marie était fiancée à Joseph, un charpentier local. Avant leur mariage, un ange lui a annoncé qu’elle deviendrait enceinte par l’Esprit de Dieu et donnerait naissance au Fils de Dieu (</w:t>
       </w:r>
-      <w:hyperlink r:id="rId35">
-        <w:r>
-          <w:rPr>
-            <w:lang w:val="fr_FR" w:bidi="fr_FR"/>
-          </w:rPr>
-          <w:rPr>
-            <w:color w:val="0000EE"/>
-            <w:u w:val="single"/>
-          </w:rPr>
-          <w:t>Lc 1.26–35</w:t>
-        </w:r>
-      </w:hyperlink>
+      <w:r>
+        <w:rPr>
+          <w:lang w:val="fr_FR" w:bidi="fr_FR"/>
+        </w:rPr>
+        <w:t>Lc 1.26–35</w:t>
+      </w:r>
       <w:r>
         <w:rPr>
           <w:lang w:val="fr_FR" w:bidi="fr_FR"/>
         </w:rPr>
         <w:t>). Marie a accepté ce message extraordinaire avec une foi simple, acceptant humblement la volonté de Dieu (</w:t>
       </w:r>
-      <w:hyperlink r:id="rId36">
-        <w:r>
-          <w:rPr>
-            <w:lang w:val="fr_FR" w:bidi="fr_FR"/>
-          </w:rPr>
-          <w:rPr>
-            <w:color w:val="0000EE"/>
-            <w:u w:val="single"/>
-          </w:rPr>
-          <w:t>Lc 1.38</w:t>
-        </w:r>
-      </w:hyperlink>
+      <w:r>
+        <w:rPr>
+          <w:lang w:val="fr_FR" w:bidi="fr_FR"/>
+        </w:rPr>
+        <w:t>Lc 1.38</w:t>
+      </w:r>
       <w:r>
         <w:rPr>
           <w:lang w:val="fr_FR" w:bidi="fr_FR"/>
         </w:rPr>
         <w:t xml:space="preserve"> ; voir aussi </w:t>
       </w:r>
-      <w:hyperlink r:id="rId37">
-        <w:r>
-          <w:rPr>
-            <w:lang w:val="fr_FR" w:bidi="fr_FR"/>
-          </w:rPr>
-          <w:rPr>
-            <w:color w:val="0000EE"/>
-            <w:u w:val="single"/>
-          </w:rPr>
-          <w:t>Lc 1.46–55</w:t>
-        </w:r>
-      </w:hyperlink>
+      <w:r>
+        <w:rPr>
+          <w:lang w:val="fr_FR" w:bidi="fr_FR"/>
+        </w:rPr>
+        <w:t>Lc 1.46–55</w:t>
+      </w:r>
       <w:r>
         <w:rPr>
           <w:lang w:val="fr_FR" w:bidi="fr_FR"/>
         </w:rPr>
         <w:t>). Peu après, sa parente Élisabeth a confirmé le message, appelant Marie la plus bénie de toutes les femmes (</w:t>
       </w:r>
-      <w:hyperlink r:id="rId38">
-        <w:r>
-          <w:rPr>
-            <w:lang w:val="fr_FR" w:bidi="fr_FR"/>
-          </w:rPr>
-          <w:rPr>
-            <w:color w:val="0000EE"/>
-            <w:u w:val="single"/>
-          </w:rPr>
-          <w:t>Lc 1.39–45</w:t>
-        </w:r>
-      </w:hyperlink>
+      <w:r>
+        <w:rPr>
+          <w:lang w:val="fr_FR" w:bidi="fr_FR"/>
+        </w:rPr>
+        <w:t>Lc 1.39–45</w:t>
+      </w:r>
       <w:r>
         <w:rPr>
           <w:lang w:val="fr_FR" w:bidi="fr_FR"/>
         </w:rPr>
         <w:t>). Les gens ont vu la naissance miraculeuse du Fils de Dieu par Marie comme un accomplissement de la prophétie (</w:t>
       </w:r>
-      <w:hyperlink r:id="rId39">
-        <w:r>
-          <w:rPr>
-            <w:lang w:val="fr_FR" w:bidi="fr_FR"/>
-          </w:rPr>
-          <w:rPr>
-            <w:color w:val="0000EE"/>
-            <w:u w:val="single"/>
-          </w:rPr>
-          <w:t>Ésaïe 7.14</w:t>
-        </w:r>
-      </w:hyperlink>
+      <w:r>
+        <w:rPr>
+          <w:lang w:val="fr_FR" w:bidi="fr_FR"/>
+        </w:rPr>
+        <w:t>Ésaïe 7.14</w:t>
+      </w:r>
       <w:r>
         <w:rPr>
           <w:lang w:val="fr_FR" w:bidi="fr_FR"/>
@@ -1138,108 +958,72 @@
         </w:rPr>
         <w:t>Jésus est né dans des circonstances inhabituelles. Joseph a emmené Marie à Bethléem pour un recensement romain. L’enfant est né dans une étable car aucun autre logement n’était disponible (</w:t>
       </w:r>
-      <w:hyperlink r:id="rId40">
-        <w:r>
-          <w:rPr>
-            <w:lang w:val="fr_FR" w:bidi="fr_FR"/>
-          </w:rPr>
-          <w:rPr>
-            <w:color w:val="0000EE"/>
-            <w:u w:val="single"/>
-          </w:rPr>
-          <w:t>Lc 2.1–7</w:t>
-        </w:r>
-      </w:hyperlink>
+      <w:r>
+        <w:rPr>
+          <w:lang w:val="fr_FR" w:bidi="fr_FR"/>
+        </w:rPr>
+        <w:t>Lc 2.1–7</w:t>
+      </w:r>
       <w:r>
         <w:rPr>
           <w:lang w:val="fr_FR" w:bidi="fr_FR"/>
         </w:rPr>
         <w:t>). Plus tard, Marie et Joseph ont fui en Égypte pour protéger l’enfant du massacre des jeunes garçons par Hérode à Bethléem (</w:t>
       </w:r>
-      <w:hyperlink r:id="rId41">
-        <w:r>
-          <w:rPr>
-            <w:lang w:val="fr_FR" w:bidi="fr_FR"/>
-          </w:rPr>
-          <w:rPr>
-            <w:color w:val="0000EE"/>
-            <w:u w:val="single"/>
-          </w:rPr>
-          <w:t>Mt 2.13–18</w:t>
-        </w:r>
-      </w:hyperlink>
+      <w:r>
+        <w:rPr>
+          <w:lang w:val="fr_FR" w:bidi="fr_FR"/>
+        </w:rPr>
+        <w:t>Mt 2.13–18</w:t>
+      </w:r>
       <w:r>
         <w:rPr>
           <w:lang w:val="fr_FR" w:bidi="fr_FR"/>
         </w:rPr>
         <w:t>). À leur retour, ils se sont installés à Nazareth pour élever leur famille (</w:t>
       </w:r>
-      <w:hyperlink r:id="rId42">
-        <w:r>
-          <w:rPr>
-            <w:lang w:val="fr_FR" w:bidi="fr_FR"/>
-          </w:rPr>
-          <w:rPr>
-            <w:color w:val="0000EE"/>
-            <w:u w:val="single"/>
-          </w:rPr>
-          <w:t>Mt 2.19–23</w:t>
-        </w:r>
-      </w:hyperlink>
+      <w:r>
+        <w:rPr>
+          <w:lang w:val="fr_FR" w:bidi="fr_FR"/>
+        </w:rPr>
+        <w:t>Mt 2.19–23</w:t>
+      </w:r>
       <w:r>
         <w:rPr>
           <w:lang w:val="fr_FR" w:bidi="fr_FR"/>
         </w:rPr>
         <w:t>). Après la naissance de Jésus, Marie a probablement eu plusieurs autres fils et filles (</w:t>
       </w:r>
-      <w:hyperlink r:id="rId43">
-        <w:r>
-          <w:rPr>
-            <w:lang w:val="fr_FR" w:bidi="fr_FR"/>
-          </w:rPr>
-          <w:rPr>
-            <w:color w:val="0000EE"/>
-            <w:u w:val="single"/>
-          </w:rPr>
-          <w:t>Mt 13.55–56</w:t>
-        </w:r>
-      </w:hyperlink>
+      <w:r>
+        <w:rPr>
+          <w:lang w:val="fr_FR" w:bidi="fr_FR"/>
+        </w:rPr>
+        <w:t>Mt 13.55–56</w:t>
+      </w:r>
       <w:r>
         <w:rPr>
           <w:lang w:val="fr_FR" w:bidi="fr_FR"/>
         </w:rPr>
         <w:t xml:space="preserve"> ; </w:t>
       </w:r>
-      <w:hyperlink r:id="rId44">
-        <w:r>
-          <w:rPr>
-            <w:lang w:val="fr_FR" w:bidi="fr_FR"/>
-          </w:rPr>
-          <w:rPr>
-            <w:color w:val="0000EE"/>
-            <w:u w:val="single"/>
-          </w:rPr>
-          <w:t>Mc 6.3</w:t>
-        </w:r>
-      </w:hyperlink>
+      <w:r>
+        <w:rPr>
+          <w:lang w:val="fr_FR" w:bidi="fr_FR"/>
+        </w:rPr>
+        <w:t>Mc 6.3</w:t>
+      </w:r>
       <w:r>
         <w:rPr>
           <w:lang w:val="fr_FR" w:bidi="fr_FR"/>
         </w:rPr>
         <w:t xml:space="preserve">). Marie a probablement raconté à Luc les détails de la naissance de Jésus et les événements inhabituels qui l’entouraient (voir </w:t>
       </w:r>
-      <w:hyperlink r:id="rId45">
-        <w:r>
-          <w:rPr>
-            <w:lang w:val="fr_FR" w:bidi="fr_FR"/>
-          </w:rPr>
-          <w:rPr>
-            <w:color w:val="0000EE"/>
-            <w:u w:val="single"/>
-          </w:rPr>
-          <w:t>Lc 2.51</w:t>
-        </w:r>
-      </w:hyperlink>
+      <w:r>
+        <w:rPr>
+          <w:lang w:val="fr_FR" w:bidi="fr_FR"/>
+        </w:rPr>
+        <w:t>Lc 2.51</w:t>
+      </w:r>
       <w:r>
         <w:rPr>
           <w:lang w:val="fr_FR" w:bidi="fr_FR"/>
@@ -1260,90 +1044,60 @@
         </w:rPr>
         <w:t>Quand Jésus avait douze ans, il est resté dans le temple lors d’un voyage familial à Jérusalem. Marie et Joseph l’ont réprimandé pour être resté derrière lorsqu’ils sont partis, mais ils n’ont pas compris sa réponse (</w:t>
       </w:r>
-      <w:hyperlink r:id="rId46">
-        <w:r>
-          <w:rPr>
-            <w:lang w:val="fr_FR" w:bidi="fr_FR"/>
-          </w:rPr>
-          <w:rPr>
-            <w:color w:val="0000EE"/>
-            <w:u w:val="single"/>
-          </w:rPr>
-          <w:t>Lc 2.41–51</w:t>
-        </w:r>
-      </w:hyperlink>
+      <w:r>
+        <w:rPr>
+          <w:lang w:val="fr_FR" w:bidi="fr_FR"/>
+        </w:rPr>
+        <w:t>Lc 2.41–51</w:t>
+      </w:r>
       <w:r>
         <w:rPr>
           <w:lang w:val="fr_FR" w:bidi="fr_FR"/>
         </w:rPr>
         <w:t>). Au début du ministère public de Jésus, Marie l’a incité à accomplir un miracle lors d’un mariage à Cana (</w:t>
       </w:r>
-      <w:hyperlink r:id="rId47">
-        <w:r>
-          <w:rPr>
-            <w:lang w:val="fr_FR" w:bidi="fr_FR"/>
-          </w:rPr>
-          <w:rPr>
-            <w:color w:val="0000EE"/>
-            <w:u w:val="single"/>
-          </w:rPr>
-          <w:t>Jn 2.1–11</w:t>
-        </w:r>
-      </w:hyperlink>
+      <w:r>
+        <w:rPr>
+          <w:lang w:val="fr_FR" w:bidi="fr_FR"/>
+        </w:rPr>
+        <w:t>Jn 2.1–11</w:t>
+      </w:r>
       <w:r>
         <w:rPr>
           <w:lang w:val="fr_FR" w:bidi="fr_FR"/>
         </w:rPr>
         <w:t>). Plus tard, quand elle et les frères de Jésus sont venus le voir, il a dit que ses disciples étaient sa « véritable famille » (</w:t>
       </w:r>
-      <w:hyperlink r:id="rId48">
-        <w:r>
-          <w:rPr>
-            <w:lang w:val="fr_FR" w:bidi="fr_FR"/>
-          </w:rPr>
-          <w:rPr>
-            <w:color w:val="0000EE"/>
-            <w:u w:val="single"/>
-          </w:rPr>
-          <w:t>Mt 12.46–50</w:t>
-        </w:r>
-      </w:hyperlink>
+      <w:r>
+        <w:rPr>
+          <w:lang w:val="fr_FR" w:bidi="fr_FR"/>
+        </w:rPr>
+        <w:t>Mt 12.46–50</w:t>
+      </w:r>
       <w:r>
         <w:rPr>
           <w:lang w:val="fr_FR" w:bidi="fr_FR"/>
         </w:rPr>
         <w:t xml:space="preserve"> ; </w:t>
       </w:r>
-      <w:hyperlink r:id="rId49">
-        <w:r>
-          <w:rPr>
-            <w:lang w:val="fr_FR" w:bidi="fr_FR"/>
-          </w:rPr>
-          <w:rPr>
-            <w:color w:val="0000EE"/>
-            <w:u w:val="single"/>
-          </w:rPr>
-          <w:t>Mc 3.31–35</w:t>
-        </w:r>
-      </w:hyperlink>
+      <w:r>
+        <w:rPr>
+          <w:lang w:val="fr_FR" w:bidi="fr_FR"/>
+        </w:rPr>
+        <w:t>Mc 3.31–35</w:t>
+      </w:r>
       <w:r>
         <w:rPr>
           <w:lang w:val="fr_FR" w:bidi="fr_FR"/>
         </w:rPr>
         <w:t xml:space="preserve"> ; </w:t>
       </w:r>
-      <w:hyperlink r:id="rId50">
-        <w:r>
-          <w:rPr>
-            <w:lang w:val="fr_FR" w:bidi="fr_FR"/>
-          </w:rPr>
-          <w:rPr>
-            <w:color w:val="0000EE"/>
-            <w:u w:val="single"/>
-          </w:rPr>
-          <w:t>Lc 8.19–21</w:t>
-        </w:r>
-      </w:hyperlink>
+      <w:r>
+        <w:rPr>
+          <w:lang w:val="fr_FR" w:bidi="fr_FR"/>
+        </w:rPr>
+        <w:t>Lc 8.19–21</w:t>
+      </w:r>
       <w:r>
         <w:rPr>
           <w:lang w:val="fr_FR" w:bidi="fr_FR"/>
@@ -1364,90 +1118,60 @@
         </w:rPr>
         <w:t xml:space="preserve">Lorsque Jésus était cloué sur la croix, Marie assistait à la scène parmi les femmes (voir </w:t>
       </w:r>
-      <w:hyperlink r:id="rId51">
-        <w:r>
-          <w:rPr>
-            <w:lang w:val="fr_FR" w:bidi="fr_FR"/>
-          </w:rPr>
-          <w:rPr>
-            <w:color w:val="0000EE"/>
-            <w:u w:val="single"/>
-          </w:rPr>
-          <w:t>Mc 15.40</w:t>
-        </w:r>
-      </w:hyperlink>
+      <w:r>
+        <w:rPr>
+          <w:lang w:val="fr_FR" w:bidi="fr_FR"/>
+        </w:rPr>
+        <w:t>Mc 15.40</w:t>
+      </w:r>
       <w:r>
         <w:rPr>
           <w:lang w:val="fr_FR" w:bidi="fr_FR"/>
         </w:rPr>
         <w:t xml:space="preserve">, </w:t>
       </w:r>
-      <w:hyperlink r:id="rId52">
-        <w:r>
-          <w:rPr>
-            <w:lang w:val="fr_FR" w:bidi="fr_FR"/>
-          </w:rPr>
-          <w:rPr>
-            <w:color w:val="0000EE"/>
-            <w:u w:val="single"/>
-          </w:rPr>
-          <w:t>47</w:t>
-        </w:r>
-      </w:hyperlink>
+      <w:r>
+        <w:rPr>
+          <w:lang w:val="fr_FR" w:bidi="fr_FR"/>
+        </w:rPr>
+        <w:t>47</w:t>
+      </w:r>
       <w:r>
         <w:rPr>
           <w:lang w:val="fr_FR" w:bidi="fr_FR"/>
         </w:rPr>
         <w:t xml:space="preserve"> ; </w:t>
       </w:r>
-      <w:hyperlink r:id="rId53">
-        <w:r>
-          <w:rPr>
-            <w:lang w:val="fr_FR" w:bidi="fr_FR"/>
-          </w:rPr>
-          <w:rPr>
-            <w:color w:val="0000EE"/>
-            <w:u w:val="single"/>
-          </w:rPr>
-          <w:t>Jn 19.25</w:t>
-        </w:r>
-      </w:hyperlink>
+      <w:r>
+        <w:rPr>
+          <w:lang w:val="fr_FR" w:bidi="fr_FR"/>
+        </w:rPr>
+        <w:t>Jn 19.25</w:t>
+      </w:r>
       <w:r>
         <w:rPr>
           <w:lang w:val="fr_FR" w:bidi="fr_FR"/>
         </w:rPr>
         <w:t>). Alors que Jésus mourait, il demanda à Jean, le « disciple qu’il aimait », de prendre soin de Marie comme de sa propre mère (</w:t>
       </w:r>
-      <w:hyperlink r:id="rId54">
-        <w:r>
-          <w:rPr>
-            <w:lang w:val="fr_FR" w:bidi="fr_FR"/>
-          </w:rPr>
-          <w:rPr>
-            <w:color w:val="0000EE"/>
-            <w:u w:val="single"/>
-          </w:rPr>
-          <w:t>Jn 19.26–27</w:t>
-        </w:r>
-      </w:hyperlink>
+      <w:r>
+        <w:rPr>
+          <w:lang w:val="fr_FR" w:bidi="fr_FR"/>
+        </w:rPr>
+        <w:t>Jn 19.26–27</w:t>
+      </w:r>
       <w:r>
         <w:rPr>
           <w:lang w:val="fr_FR" w:bidi="fr_FR"/>
         </w:rPr>
         <w:t>). Après la mort puis la résurrection de Jésus, Marie faisait partie de la communauté des croyants. Elle est mentionnée parmi ceux qui priaient ensemble lorsque le Saint-Esprit est venu le jour de la Pentecôte (</w:t>
       </w:r>
-      <w:hyperlink r:id="rId55">
-        <w:r>
-          <w:rPr>
-            <w:lang w:val="fr_FR" w:bidi="fr_FR"/>
-          </w:rPr>
-          <w:rPr>
-            <w:color w:val="0000EE"/>
-            <w:u w:val="single"/>
-          </w:rPr>
-          <w:t>Ac 1.14</w:t>
-        </w:r>
-      </w:hyperlink>
+      <w:r>
+        <w:rPr>
+          <w:lang w:val="fr_FR" w:bidi="fr_FR"/>
+        </w:rPr>
+        <w:t>Ac 1.14</w:t>
+      </w:r>
       <w:r>
         <w:rPr>
           <w:lang w:val="fr_FR" w:bidi="fr_FR"/>
@@ -1491,126 +1215,84 @@
           <w:lang w:val="fr_FR" w:bidi="fr_FR"/>
         </w:rPr>
       </w:r>
-      <w:hyperlink r:id="rId56">
-        <w:r>
-          <w:rPr>
-            <w:lang w:val="fr_FR" w:bidi="fr_FR"/>
-          </w:rPr>
-          <w:rPr>
-            <w:color w:val="0000EE"/>
-            <w:u w:val="single"/>
-          </w:rPr>
-          <w:t>Mt 1.16</w:t>
-        </w:r>
-      </w:hyperlink>
+      <w:r>
+        <w:rPr>
+          <w:lang w:val="fr_FR" w:bidi="fr_FR"/>
+        </w:rPr>
+        <w:t>Mt 1.16</w:t>
+      </w:r>
       <w:r>
         <w:rPr>
           <w:lang w:val="fr_FR" w:bidi="fr_FR"/>
         </w:rPr>
         <w:t xml:space="preserve">, </w:t>
       </w:r>
-      <w:hyperlink r:id="rId57">
-        <w:r>
-          <w:rPr>
-            <w:lang w:val="fr_FR" w:bidi="fr_FR"/>
-          </w:rPr>
-          <w:rPr>
-            <w:color w:val="0000EE"/>
-            <w:u w:val="single"/>
-          </w:rPr>
-          <w:t>18–25</w:t>
-        </w:r>
-      </w:hyperlink>
+      <w:r>
+        <w:rPr>
+          <w:lang w:val="fr_FR" w:bidi="fr_FR"/>
+        </w:rPr>
+        <w:t>18–25</w:t>
+      </w:r>
       <w:r>
         <w:rPr>
           <w:lang w:val="fr_FR" w:bidi="fr_FR"/>
         </w:rPr>
         <w:t xml:space="preserve"> ; </w:t>
       </w:r>
-      <w:hyperlink r:id="rId58">
-        <w:r>
-          <w:rPr>
-            <w:lang w:val="fr_FR" w:bidi="fr_FR"/>
-          </w:rPr>
-          <w:rPr>
-            <w:color w:val="0000EE"/>
-            <w:u w:val="single"/>
-          </w:rPr>
-          <w:t>2.11</w:t>
-        </w:r>
-      </w:hyperlink>
+      <w:r>
+        <w:rPr>
+          <w:lang w:val="fr_FR" w:bidi="fr_FR"/>
+        </w:rPr>
+        <w:t>2.11</w:t>
+      </w:r>
       <w:r>
         <w:rPr>
           <w:lang w:val="fr_FR" w:bidi="fr_FR"/>
         </w:rPr>
         <w:t xml:space="preserve">, </w:t>
       </w:r>
-      <w:hyperlink r:id="rId59">
-        <w:r>
-          <w:rPr>
-            <w:lang w:val="fr_FR" w:bidi="fr_FR"/>
-          </w:rPr>
-          <w:rPr>
-            <w:color w:val="0000EE"/>
-            <w:u w:val="single"/>
-          </w:rPr>
-          <w:t>13–23</w:t>
-        </w:r>
-      </w:hyperlink>
+      <w:r>
+        <w:rPr>
+          <w:lang w:val="fr_FR" w:bidi="fr_FR"/>
+        </w:rPr>
+        <w:t>13–23</w:t>
+      </w:r>
       <w:r>
         <w:rPr>
           <w:lang w:val="fr_FR" w:bidi="fr_FR"/>
         </w:rPr>
         <w:t xml:space="preserve"> ; </w:t>
       </w:r>
-      <w:hyperlink r:id="rId60">
-        <w:r>
-          <w:rPr>
-            <w:lang w:val="fr_FR" w:bidi="fr_FR"/>
-          </w:rPr>
-          <w:rPr>
-            <w:color w:val="0000EE"/>
-            <w:u w:val="single"/>
-          </w:rPr>
-          <w:t>Lc 1.26–2.51</w:t>
-        </w:r>
-      </w:hyperlink>
+      <w:r>
+        <w:rPr>
+          <w:lang w:val="fr_FR" w:bidi="fr_FR"/>
+        </w:rPr>
+        <w:t>Lc 1.26–2.51</w:t>
+      </w:r>
       <w:r>
         <w:rPr>
           <w:lang w:val="fr_FR" w:bidi="fr_FR"/>
         </w:rPr>
         <w:t xml:space="preserve"> ; </w:t>
       </w:r>
-      <w:hyperlink r:id="rId61">
-        <w:r>
-          <w:rPr>
-            <w:lang w:val="fr_FR" w:bidi="fr_FR"/>
-          </w:rPr>
-          <w:rPr>
-            <w:color w:val="0000EE"/>
-            <w:u w:val="single"/>
-          </w:rPr>
-          <w:t>Jn 19.25–27</w:t>
-        </w:r>
-      </w:hyperlink>
+      <w:r>
+        <w:rPr>
+          <w:lang w:val="fr_FR" w:bidi="fr_FR"/>
+        </w:rPr>
+        <w:t>Jn 19.25–27</w:t>
+      </w:r>
       <w:r>
         <w:rPr>
           <w:lang w:val="fr_FR" w:bidi="fr_FR"/>
         </w:rPr>
         <w:t xml:space="preserve"> ; </w:t>
       </w:r>
-      <w:hyperlink r:id="rId55">
-        <w:r>
-          <w:rPr>
-            <w:lang w:val="fr_FR" w:bidi="fr_FR"/>
-          </w:rPr>
-          <w:rPr>
-            <w:color w:val="0000EE"/>
-            <w:u w:val="single"/>
-          </w:rPr>
-          <w:t>Ac 1.14</w:t>
-        </w:r>
-      </w:hyperlink>
+      <w:r>
+        <w:rPr>
+          <w:lang w:val="fr_FR" w:bidi="fr_FR"/>
+        </w:rPr>
+        <w:t>Ac 1.14</w:t>
+      </w:r>
       <w:r>
         <w:rPr>
           <w:lang w:val="fr_FR" w:bidi="fr_FR"/>
@@ -1659,18 +1341,12 @@
         </w:rPr>
         <w:t xml:space="preserve">Les sœurs Marthe et Marie vivaient avec leur frère Lazare à Béthanie, près de Jérusalem. Jésus aimait cette famille et passait du temps avec eux. Les Évangiles de Luc et de Jean mentionnent Marthe et Marie, tandis que Lazare n’apparaît que dans l’Évangile de Jean. Ce Lazare n’est pas le mendiant des versets </w:t>
       </w:r>
-      <w:hyperlink r:id="rId62">
-        <w:r>
-          <w:rPr>
-            <w:lang w:val="fr_FR" w:bidi="fr_FR"/>
-          </w:rPr>
-          <w:rPr>
-            <w:color w:val="0000EE"/>
-            <w:u w:val="single"/>
-          </w:rPr>
-          <w:t>Lc 16.19–31</w:t>
-        </w:r>
-      </w:hyperlink>
+      <w:r>
+        <w:rPr>
+          <w:lang w:val="fr_FR" w:bidi="fr_FR"/>
+        </w:rPr>
+        <w:t>Lc 16.19–31</w:t>
+      </w:r>
       <w:r>
         <w:rPr>
           <w:lang w:val="fr_FR" w:bidi="fr_FR"/>
@@ -1691,18 +1367,12 @@
         </w:rPr>
         <w:t>Le récit de Luc sur ces deux sœurs (</w:t>
       </w:r>
-      <w:hyperlink r:id="rId63">
-        <w:r>
-          <w:rPr>
-            <w:lang w:val="fr_FR" w:bidi="fr_FR"/>
-          </w:rPr>
-          <w:rPr>
-            <w:color w:val="0000EE"/>
-            <w:u w:val="single"/>
-          </w:rPr>
-          <w:t>Lc 10.38–42</w:t>
-        </w:r>
-      </w:hyperlink>
+      <w:r>
+        <w:rPr>
+          <w:lang w:val="fr_FR" w:bidi="fr_FR"/>
+        </w:rPr>
+        <w:t>Lc 10.38–42</w:t>
+      </w:r>
       <w:r>
         <w:rPr>
           <w:lang w:val="fr_FR" w:bidi="fr_FR"/>
@@ -1723,72 +1393,48 @@
         </w:rPr>
         <w:t>L’Évangile de Jean raconte l’histoire de Jésus ressuscitant Lazare d’entre les morts (</w:t>
       </w:r>
-      <w:hyperlink r:id="rId64">
-        <w:r>
-          <w:rPr>
-            <w:lang w:val="fr_FR" w:bidi="fr_FR"/>
-          </w:rPr>
-          <w:rPr>
-            <w:color w:val="0000EE"/>
-            <w:u w:val="single"/>
-          </w:rPr>
-          <w:t>Jn 11.1–44</w:t>
-        </w:r>
-      </w:hyperlink>
+      <w:r>
+        <w:rPr>
+          <w:lang w:val="fr_FR" w:bidi="fr_FR"/>
+        </w:rPr>
+        <w:t>Jn 11.1–44</w:t>
+      </w:r>
       <w:r>
         <w:rPr>
           <w:lang w:val="fr_FR" w:bidi="fr_FR"/>
         </w:rPr>
         <w:t>). Jésus est arrivé à Béthanie quatre jours après la mort de Lazare. Les sœurs étaient bouleversées que Jésus ne soit pas venu plus tôt pour guérir leur frère. Jésus a été profondément ému par les larmes de la famille et des amis. Il est allé au tombeau et a dit à Lazare de sortir. À la surprise générale, Lazare est sorti, encore enveloppé dans des linges funéraires. Ce miracle montre Jésus comme le donateur de la vie éternelle (</w:t>
       </w:r>
-      <w:hyperlink r:id="rId65">
-        <w:r>
-          <w:rPr>
-            <w:lang w:val="fr_FR" w:bidi="fr_FR"/>
-          </w:rPr>
-          <w:rPr>
-            <w:color w:val="0000EE"/>
-            <w:u w:val="single"/>
-          </w:rPr>
-          <w:t>Jn 11.25–26</w:t>
-        </w:r>
-      </w:hyperlink>
+      <w:r>
+        <w:rPr>
+          <w:lang w:val="fr_FR" w:bidi="fr_FR"/>
+        </w:rPr>
+        <w:t>Jn 11.25–26</w:t>
+      </w:r>
       <w:r>
         <w:rPr>
           <w:lang w:val="fr_FR" w:bidi="fr_FR"/>
         </w:rPr>
         <w:t>). Ironiquement, cet acte a également poussé les chefs juifs à planifier la mort de Jésus parce que beaucoup de gens croyaient aux miracles de Jésus (</w:t>
       </w:r>
-      <w:hyperlink r:id="rId66">
-        <w:r>
-          <w:rPr>
-            <w:lang w:val="fr_FR" w:bidi="fr_FR"/>
-          </w:rPr>
-          <w:rPr>
-            <w:color w:val="0000EE"/>
-            <w:u w:val="single"/>
-          </w:rPr>
-          <w:t>Jn 11.47–53</w:t>
-        </w:r>
-      </w:hyperlink>
+      <w:r>
+        <w:rPr>
+          <w:lang w:val="fr_FR" w:bidi="fr_FR"/>
+        </w:rPr>
+        <w:t>Jn 11.47–53</w:t>
+      </w:r>
       <w:r>
         <w:rPr>
           <w:lang w:val="fr_FR" w:bidi="fr_FR"/>
         </w:rPr>
         <w:t xml:space="preserve"> ; </w:t>
       </w:r>
-      <w:hyperlink r:id="rId67">
-        <w:r>
-          <w:rPr>
-            <w:lang w:val="fr_FR" w:bidi="fr_FR"/>
-          </w:rPr>
-          <w:rPr>
-            <w:color w:val="0000EE"/>
-            <w:u w:val="single"/>
-          </w:rPr>
-          <w:t>12.10–11</w:t>
-        </w:r>
-      </w:hyperlink>
+      <w:r>
+        <w:rPr>
+          <w:lang w:val="fr_FR" w:bidi="fr_FR"/>
+        </w:rPr>
+        <w:t>12.10–11</w:t>
+      </w:r>
       <w:r>
         <w:rPr>
           <w:lang w:val="fr_FR" w:bidi="fr_FR"/>
@@ -1809,54 +1455,36 @@
         </w:rPr>
         <w:t>Peu de temps après, la famille invita Jésus chez eux pour un repas de célébration. Marie versa un flacon de parfum très coûteux sur Jésus. Quand les gens la critiquèrent pour ce gaspillage, Jésus la défendit. Il dit que son geste anticipait sa mort prochaine (</w:t>
       </w:r>
-      <w:hyperlink r:id="rId68">
-        <w:r>
-          <w:rPr>
-            <w:lang w:val="fr_FR" w:bidi="fr_FR"/>
-          </w:rPr>
-          <w:rPr>
-            <w:color w:val="0000EE"/>
-            <w:u w:val="single"/>
-          </w:rPr>
-          <w:t>Jn 12.1–8</w:t>
-        </w:r>
-      </w:hyperlink>
+      <w:r>
+        <w:rPr>
+          <w:lang w:val="fr_FR" w:bidi="fr_FR"/>
+        </w:rPr>
+        <w:t>Jn 12.1–8</w:t>
+      </w:r>
       <w:r>
         <w:rPr>
           <w:lang w:val="fr_FR" w:bidi="fr_FR"/>
         </w:rPr>
         <w:t xml:space="preserve"> ; voir aussi </w:t>
       </w:r>
-      <w:hyperlink r:id="rId69">
-        <w:r>
-          <w:rPr>
-            <w:lang w:val="fr_FR" w:bidi="fr_FR"/>
-          </w:rPr>
-          <w:rPr>
-            <w:color w:val="0000EE"/>
-            <w:u w:val="single"/>
-          </w:rPr>
-          <w:t>Mt 26.6–13</w:t>
-        </w:r>
-      </w:hyperlink>
+      <w:r>
+        <w:rPr>
+          <w:lang w:val="fr_FR" w:bidi="fr_FR"/>
+        </w:rPr>
+        <w:t>Mt 26.6–13</w:t>
+      </w:r>
       <w:r>
         <w:rPr>
           <w:lang w:val="fr_FR" w:bidi="fr_FR"/>
         </w:rPr>
         <w:t xml:space="preserve"> ; </w:t>
       </w:r>
-      <w:hyperlink r:id="rId70">
-        <w:r>
-          <w:rPr>
-            <w:lang w:val="fr_FR" w:bidi="fr_FR"/>
-          </w:rPr>
-          <w:rPr>
-            <w:color w:val="0000EE"/>
-            <w:u w:val="single"/>
-          </w:rPr>
-          <w:t>Mc 14.3–9</w:t>
-        </w:r>
-      </w:hyperlink>
+      <w:r>
+        <w:rPr>
+          <w:lang w:val="fr_FR" w:bidi="fr_FR"/>
+        </w:rPr>
+        <w:t>Mc 14.3–9</w:t>
+      </w:r>
       <w:r>
         <w:rPr>
           <w:lang w:val="fr_FR" w:bidi="fr_FR"/>
@@ -1886,108 +1514,72 @@
           <w:lang w:val="fr_FR" w:bidi="fr_FR"/>
         </w:rPr>
       </w:r>
-      <w:hyperlink r:id="rId69">
-        <w:r>
-          <w:rPr>
-            <w:lang w:val="fr_FR" w:bidi="fr_FR"/>
-          </w:rPr>
-          <w:rPr>
-            <w:color w:val="0000EE"/>
-            <w:u w:val="single"/>
-          </w:rPr>
-          <w:t>Mt 26.6–13</w:t>
-        </w:r>
-      </w:hyperlink>
+      <w:r>
+        <w:rPr>
+          <w:lang w:val="fr_FR" w:bidi="fr_FR"/>
+        </w:rPr>
+        <w:t>Mt 26.6–13</w:t>
+      </w:r>
       <w:r>
         <w:rPr>
           <w:lang w:val="fr_FR" w:bidi="fr_FR"/>
         </w:rPr>
         <w:t xml:space="preserve"> ; </w:t>
       </w:r>
-      <w:hyperlink r:id="rId70">
-        <w:r>
-          <w:rPr>
-            <w:lang w:val="fr_FR" w:bidi="fr_FR"/>
-          </w:rPr>
-          <w:rPr>
-            <w:color w:val="0000EE"/>
-            <w:u w:val="single"/>
-          </w:rPr>
-          <w:t>Mc 14.3–9</w:t>
-        </w:r>
-      </w:hyperlink>
+      <w:r>
+        <w:rPr>
+          <w:lang w:val="fr_FR" w:bidi="fr_FR"/>
+        </w:rPr>
+        <w:t>Mc 14.3–9</w:t>
+      </w:r>
       <w:r>
         <w:rPr>
           <w:lang w:val="fr_FR" w:bidi="fr_FR"/>
         </w:rPr>
         <w:t xml:space="preserve"> ; </w:t>
       </w:r>
-      <w:hyperlink r:id="rId63">
-        <w:r>
-          <w:rPr>
-            <w:lang w:val="fr_FR" w:bidi="fr_FR"/>
-          </w:rPr>
-          <w:rPr>
-            <w:color w:val="0000EE"/>
-            <w:u w:val="single"/>
-          </w:rPr>
-          <w:t>Lc 10.38–42</w:t>
-        </w:r>
-      </w:hyperlink>
+      <w:r>
+        <w:rPr>
+          <w:lang w:val="fr_FR" w:bidi="fr_FR"/>
+        </w:rPr>
+        <w:t>Lc 10.38–42</w:t>
+      </w:r>
       <w:r>
         <w:rPr>
           <w:lang w:val="fr_FR" w:bidi="fr_FR"/>
         </w:rPr>
         <w:t xml:space="preserve"> ; </w:t>
       </w:r>
-      <w:hyperlink r:id="rId64">
-        <w:r>
-          <w:rPr>
-            <w:lang w:val="fr_FR" w:bidi="fr_FR"/>
-          </w:rPr>
-          <w:rPr>
-            <w:color w:val="0000EE"/>
-            <w:u w:val="single"/>
-          </w:rPr>
-          <w:t>Jn 11.1–44</w:t>
-        </w:r>
-      </w:hyperlink>
+      <w:r>
+        <w:rPr>
+          <w:lang w:val="fr_FR" w:bidi="fr_FR"/>
+        </w:rPr>
+        <w:t>Jn 11.1–44</w:t>
+      </w:r>
       <w:r>
         <w:rPr>
           <w:lang w:val="fr_FR" w:bidi="fr_FR"/>
         </w:rPr>
         <w:t xml:space="preserve"> ; </w:t>
       </w:r>
-      <w:hyperlink r:id="rId71">
-        <w:r>
-          <w:rPr>
-            <w:lang w:val="fr_FR" w:bidi="fr_FR"/>
-          </w:rPr>
-          <w:rPr>
-            <w:color w:val="0000EE"/>
-            <w:u w:val="single"/>
-          </w:rPr>
-          <w:t>12.1–11</w:t>
-        </w:r>
-      </w:hyperlink>
+      <w:r>
+        <w:rPr>
+          <w:lang w:val="fr_FR" w:bidi="fr_FR"/>
+        </w:rPr>
+        <w:t>12.1–11</w:t>
+      </w:r>
       <w:r>
         <w:rPr>
           <w:lang w:val="fr_FR" w:bidi="fr_FR"/>
         </w:rPr>
         <w:t xml:space="preserve">, </w:t>
       </w:r>
-      <w:hyperlink r:id="rId72">
-        <w:r>
-          <w:rPr>
-            <w:lang w:val="fr_FR" w:bidi="fr_FR"/>
-          </w:rPr>
-          <w:rPr>
-            <w:color w:val="0000EE"/>
-            <w:u w:val="single"/>
-          </w:rPr>
-          <w:t>17</w:t>
-        </w:r>
-      </w:hyperlink>
+      <w:r>
+        <w:rPr>
+          <w:lang w:val="fr_FR" w:bidi="fr_FR"/>
+        </w:rPr>
+        <w:t>17</w:t>
+      </w:r>
       <w:r>
         <w:rPr>
           <w:lang w:val="fr_FR" w:bidi="fr_FR"/>
@@ -2050,144 +1642,96 @@
         </w:rPr>
         <w:t>Il est appelé Matthieu dans toutes les listes des apôtres (</w:t>
       </w:r>
-      <w:hyperlink r:id="rId73">
-        <w:r>
-          <w:rPr>
-            <w:lang w:val="fr_FR" w:bidi="fr_FR"/>
-          </w:rPr>
-          <w:rPr>
-            <w:color w:val="0000EE"/>
-            <w:u w:val="single"/>
-          </w:rPr>
-          <w:t>Mt 10.3</w:t>
-        </w:r>
-      </w:hyperlink>
+      <w:r>
+        <w:rPr>
+          <w:lang w:val="fr_FR" w:bidi="fr_FR"/>
+        </w:rPr>
+        <w:t>Mt 10.3</w:t>
+      </w:r>
       <w:r>
         <w:rPr>
           <w:lang w:val="fr_FR" w:bidi="fr_FR"/>
         </w:rPr>
         <w:t xml:space="preserve"> ; </w:t>
       </w:r>
-      <w:hyperlink r:id="rId74">
-        <w:r>
-          <w:rPr>
-            <w:lang w:val="fr_FR" w:bidi="fr_FR"/>
-          </w:rPr>
-          <w:rPr>
-            <w:color w:val="0000EE"/>
-            <w:u w:val="single"/>
-          </w:rPr>
-          <w:t>Mc 3.18</w:t>
-        </w:r>
-      </w:hyperlink>
+      <w:r>
+        <w:rPr>
+          <w:lang w:val="fr_FR" w:bidi="fr_FR"/>
+        </w:rPr>
+        <w:t>Mc 3.18</w:t>
+      </w:r>
       <w:r>
         <w:rPr>
           <w:lang w:val="fr_FR" w:bidi="fr_FR"/>
         </w:rPr>
         <w:t xml:space="preserve"> ; </w:t>
       </w:r>
-      <w:hyperlink r:id="rId75">
-        <w:r>
-          <w:rPr>
-            <w:lang w:val="fr_FR" w:bidi="fr_FR"/>
-          </w:rPr>
-          <w:rPr>
-            <w:color w:val="0000EE"/>
-            <w:u w:val="single"/>
-          </w:rPr>
-          <w:t>Lc 6.15</w:t>
-        </w:r>
-      </w:hyperlink>
+      <w:r>
+        <w:rPr>
+          <w:lang w:val="fr_FR" w:bidi="fr_FR"/>
+        </w:rPr>
+        <w:t>Lc 6.15</w:t>
+      </w:r>
       <w:r>
         <w:rPr>
           <w:lang w:val="fr_FR" w:bidi="fr_FR"/>
         </w:rPr>
         <w:t xml:space="preserve"> ; </w:t>
       </w:r>
-      <w:hyperlink r:id="rId76">
-        <w:r>
-          <w:rPr>
-            <w:lang w:val="fr_FR" w:bidi="fr_FR"/>
-          </w:rPr>
-          <w:rPr>
-            <w:color w:val="0000EE"/>
-            <w:u w:val="single"/>
-          </w:rPr>
-          <w:t>Ac 1.13</w:t>
-        </w:r>
-      </w:hyperlink>
+      <w:r>
+        <w:rPr>
+          <w:lang w:val="fr_FR" w:bidi="fr_FR"/>
+        </w:rPr>
+        <w:t>Ac 1.13</w:t>
+      </w:r>
       <w:r>
         <w:rPr>
           <w:lang w:val="fr_FR" w:bidi="fr_FR"/>
         </w:rPr>
         <w:t>). Cependant, dans deux récits de son appel, il est appelé Lévi, son autre nom (</w:t>
       </w:r>
-      <w:hyperlink r:id="rId77">
-        <w:r>
-          <w:rPr>
-            <w:lang w:val="fr_FR" w:bidi="fr_FR"/>
-          </w:rPr>
-          <w:rPr>
-            <w:color w:val="0000EE"/>
-            <w:u w:val="single"/>
-          </w:rPr>
-          <w:t>Mc 2.14–15</w:t>
-        </w:r>
-      </w:hyperlink>
+      <w:r>
+        <w:rPr>
+          <w:lang w:val="fr_FR" w:bidi="fr_FR"/>
+        </w:rPr>
+        <w:t>Mc 2.14–15</w:t>
+      </w:r>
       <w:r>
         <w:rPr>
           <w:lang w:val="fr_FR" w:bidi="fr_FR"/>
         </w:rPr>
         <w:t xml:space="preserve"> ; </w:t>
       </w:r>
-      <w:hyperlink r:id="rId78">
-        <w:r>
-          <w:rPr>
-            <w:lang w:val="fr_FR" w:bidi="fr_FR"/>
-          </w:rPr>
-          <w:rPr>
-            <w:color w:val="0000EE"/>
-            <w:u w:val="single"/>
-          </w:rPr>
-          <w:t>Lc 5.27–29</w:t>
-        </w:r>
-      </w:hyperlink>
+      <w:r>
+        <w:rPr>
+          <w:lang w:val="fr_FR" w:bidi="fr_FR"/>
+        </w:rPr>
+        <w:t>Lc 5.27–29</w:t>
+      </w:r>
       <w:r>
         <w:rPr>
           <w:lang w:val="fr_FR" w:bidi="fr_FR"/>
         </w:rPr>
         <w:t xml:space="preserve"> ; voir </w:t>
       </w:r>
-      <w:hyperlink r:id="rId79">
-        <w:r>
-          <w:rPr>
-            <w:lang w:val="fr_FR" w:bidi="fr_FR"/>
-          </w:rPr>
-          <w:rPr>
-            <w:color w:val="0000EE"/>
-            <w:u w:val="single"/>
-          </w:rPr>
-          <w:t>Mt 9.9–10</w:t>
-        </w:r>
-      </w:hyperlink>
+      <w:r>
+        <w:rPr>
+          <w:lang w:val="fr_FR" w:bidi="fr_FR"/>
+        </w:rPr>
+        <w:t>Mt 9.9–10</w:t>
+      </w:r>
       <w:r>
         <w:rPr>
           <w:lang w:val="fr_FR" w:bidi="fr_FR"/>
         </w:rPr>
         <w:t>). Son père était Alphée (</w:t>
       </w:r>
-      <w:hyperlink r:id="rId80">
-        <w:r>
-          <w:rPr>
-            <w:lang w:val="fr_FR" w:bidi="fr_FR"/>
-          </w:rPr>
-          <w:rPr>
-            <w:color w:val="0000EE"/>
-            <w:u w:val="single"/>
-          </w:rPr>
-          <w:t>Mc 2.14</w:t>
-        </w:r>
-      </w:hyperlink>
+      <w:r>
+        <w:rPr>
+          <w:lang w:val="fr_FR" w:bidi="fr_FR"/>
+        </w:rPr>
+        <w:t>Mc 2.14</w:t>
+      </w:r>
       <w:r>
         <w:rPr>
           <w:lang w:val="fr_FR" w:bidi="fr_FR"/>
@@ -2208,72 +1752,48 @@
         </w:rPr>
         <w:t>Les Juifs qui collectaient des impôts pour les Romains étaient souvent considérés comme des pécheurs par les autres Juifs. Ils gagnaient de l’argent en travaillant pour les forces d’occupation et pratiquaient l’extorsion légale. Le choix de Jésus de prendre un collecteur d'impôts comme disciple est intéressant. Lorsque les Pharisiens ont critiqué Jésus pour avoir accepté l’invitation à dîner de Matthieu, et mangé avec des collecteurs d’impôts et d’autres pécheurs, Jésus a utilisé ce moment pour enseigner la compassion. Il a souligné qu’il était venu pour les pécheurs, non pour ceux qui se considéraient comme justes (</w:t>
       </w:r>
-      <w:hyperlink r:id="rId81">
-        <w:r>
-          <w:rPr>
-            <w:lang w:val="fr_FR" w:bidi="fr_FR"/>
-          </w:rPr>
-          <w:rPr>
-            <w:color w:val="0000EE"/>
-            <w:u w:val="single"/>
-          </w:rPr>
-          <w:t>Mt 9.9–13</w:t>
-        </w:r>
-      </w:hyperlink>
+      <w:r>
+        <w:rPr>
+          <w:lang w:val="fr_FR" w:bidi="fr_FR"/>
+        </w:rPr>
+        <w:t>Mt 9.9–13</w:t>
+      </w:r>
       <w:r>
         <w:rPr>
           <w:lang w:val="fr_FR" w:bidi="fr_FR"/>
         </w:rPr>
         <w:t xml:space="preserve"> ; </w:t>
       </w:r>
-      <w:hyperlink r:id="rId82">
-        <w:r>
-          <w:rPr>
-            <w:lang w:val="fr_FR" w:bidi="fr_FR"/>
-          </w:rPr>
-          <w:rPr>
-            <w:color w:val="0000EE"/>
-            <w:u w:val="single"/>
-          </w:rPr>
-          <w:t>Mc 2.14–17</w:t>
-        </w:r>
-      </w:hyperlink>
+      <w:r>
+        <w:rPr>
+          <w:lang w:val="fr_FR" w:bidi="fr_FR"/>
+        </w:rPr>
+        <w:t>Mc 2.14–17</w:t>
+      </w:r>
       <w:r>
         <w:rPr>
           <w:lang w:val="fr_FR" w:bidi="fr_FR"/>
         </w:rPr>
         <w:t xml:space="preserve"> ; </w:t>
       </w:r>
-      <w:hyperlink r:id="rId83">
-        <w:r>
-          <w:rPr>
-            <w:lang w:val="fr_FR" w:bidi="fr_FR"/>
-          </w:rPr>
-          <w:rPr>
-            <w:color w:val="0000EE"/>
-            <w:u w:val="single"/>
-          </w:rPr>
-          <w:t>Lc 5.27–32</w:t>
-        </w:r>
-      </w:hyperlink>
+      <w:r>
+        <w:rPr>
+          <w:lang w:val="fr_FR" w:bidi="fr_FR"/>
+        </w:rPr>
+        <w:t>Lc 5.27–32</w:t>
+      </w:r>
       <w:r>
         <w:rPr>
           <w:lang w:val="fr_FR" w:bidi="fr_FR"/>
         </w:rPr>
         <w:t>). Matthieu a immédiatement suivi l’appel de Jésus, laissant tout derrière lui (</w:t>
       </w:r>
-      <w:hyperlink r:id="rId84">
-        <w:r>
-          <w:rPr>
-            <w:lang w:val="fr_FR" w:bidi="fr_FR"/>
-          </w:rPr>
-          <w:rPr>
-            <w:color w:val="0000EE"/>
-            <w:u w:val="single"/>
-          </w:rPr>
-          <w:t>Lc 5.28</w:t>
-        </w:r>
-      </w:hyperlink>
+      <w:r>
+        <w:rPr>
+          <w:lang w:val="fr_FR" w:bidi="fr_FR"/>
+        </w:rPr>
+        <w:t>Lc 5.28</w:t>
+      </w:r>
       <w:r>
         <w:rPr>
           <w:lang w:val="fr_FR" w:bidi="fr_FR"/>
@@ -2317,126 +1837,84 @@
           <w:lang w:val="fr_FR" w:bidi="fr_FR"/>
         </w:rPr>
       </w:r>
-      <w:hyperlink r:id="rId79">
-        <w:r>
-          <w:rPr>
-            <w:lang w:val="fr_FR" w:bidi="fr_FR"/>
-          </w:rPr>
-          <w:rPr>
-            <w:color w:val="0000EE"/>
-            <w:u w:val="single"/>
-          </w:rPr>
-          <w:t>Mt 9.9–10</w:t>
-        </w:r>
-      </w:hyperlink>
+      <w:r>
+        <w:rPr>
+          <w:lang w:val="fr_FR" w:bidi="fr_FR"/>
+        </w:rPr>
+        <w:t>Mt 9.9–10</w:t>
+      </w:r>
       <w:r>
         <w:rPr>
           <w:lang w:val="fr_FR" w:bidi="fr_FR"/>
         </w:rPr>
         <w:t xml:space="preserve"> ; </w:t>
       </w:r>
-      <w:hyperlink r:id="rId73">
-        <w:r>
-          <w:rPr>
-            <w:lang w:val="fr_FR" w:bidi="fr_FR"/>
-          </w:rPr>
-          <w:rPr>
-            <w:color w:val="0000EE"/>
-            <w:u w:val="single"/>
-          </w:rPr>
-          <w:t>10.3</w:t>
-        </w:r>
-      </w:hyperlink>
+      <w:r>
+        <w:rPr>
+          <w:lang w:val="fr_FR" w:bidi="fr_FR"/>
+        </w:rPr>
+        <w:t>10.3</w:t>
+      </w:r>
       <w:r>
         <w:rPr>
           <w:lang w:val="fr_FR" w:bidi="fr_FR"/>
         </w:rPr>
         <w:t xml:space="preserve"> ; </w:t>
       </w:r>
-      <w:hyperlink r:id="rId77">
-        <w:r>
-          <w:rPr>
-            <w:lang w:val="fr_FR" w:bidi="fr_FR"/>
-          </w:rPr>
-          <w:rPr>
-            <w:color w:val="0000EE"/>
-            <w:u w:val="single"/>
-          </w:rPr>
-          <w:t>Mc 2.14–15</w:t>
-        </w:r>
-      </w:hyperlink>
+      <w:r>
+        <w:rPr>
+          <w:lang w:val="fr_FR" w:bidi="fr_FR"/>
+        </w:rPr>
+        <w:t>Mc 2.14–15</w:t>
+      </w:r>
       <w:r>
         <w:rPr>
           <w:lang w:val="fr_FR" w:bidi="fr_FR"/>
         </w:rPr>
         <w:t xml:space="preserve"> ; </w:t>
       </w:r>
-      <w:hyperlink r:id="rId74">
-        <w:r>
-          <w:rPr>
-            <w:lang w:val="fr_FR" w:bidi="fr_FR"/>
-          </w:rPr>
-          <w:rPr>
-            <w:color w:val="0000EE"/>
-            <w:u w:val="single"/>
-          </w:rPr>
-          <w:t>3.18</w:t>
-        </w:r>
-      </w:hyperlink>
+      <w:r>
+        <w:rPr>
+          <w:lang w:val="fr_FR" w:bidi="fr_FR"/>
+        </w:rPr>
+        <w:t>3.18</w:t>
+      </w:r>
       <w:r>
         <w:rPr>
           <w:lang w:val="fr_FR" w:bidi="fr_FR"/>
         </w:rPr>
         <w:t xml:space="preserve"> ; </w:t>
       </w:r>
-      <w:hyperlink r:id="rId78">
-        <w:r>
-          <w:rPr>
-            <w:lang w:val="fr_FR" w:bidi="fr_FR"/>
-          </w:rPr>
-          <w:rPr>
-            <w:color w:val="0000EE"/>
-            <w:u w:val="single"/>
-          </w:rPr>
-          <w:t>Lc 5.27–29</w:t>
-        </w:r>
-      </w:hyperlink>
+      <w:r>
+        <w:rPr>
+          <w:lang w:val="fr_FR" w:bidi="fr_FR"/>
+        </w:rPr>
+        <w:t>Lc 5.27–29</w:t>
+      </w:r>
       <w:r>
         <w:rPr>
           <w:lang w:val="fr_FR" w:bidi="fr_FR"/>
         </w:rPr>
         <w:t xml:space="preserve"> ; </w:t>
       </w:r>
-      <w:hyperlink r:id="rId75">
-        <w:r>
-          <w:rPr>
-            <w:lang w:val="fr_FR" w:bidi="fr_FR"/>
-          </w:rPr>
-          <w:rPr>
-            <w:color w:val="0000EE"/>
-            <w:u w:val="single"/>
-          </w:rPr>
-          <w:t>6.15</w:t>
-        </w:r>
-      </w:hyperlink>
+      <w:r>
+        <w:rPr>
+          <w:lang w:val="fr_FR" w:bidi="fr_FR"/>
+        </w:rPr>
+        <w:t>6.15</w:t>
+      </w:r>
       <w:r>
         <w:rPr>
           <w:lang w:val="fr_FR" w:bidi="fr_FR"/>
         </w:rPr>
         <w:t xml:space="preserve"> ; </w:t>
       </w:r>
-      <w:hyperlink r:id="rId76">
-        <w:r>
-          <w:rPr>
-            <w:lang w:val="fr_FR" w:bidi="fr_FR"/>
-          </w:rPr>
-          <w:rPr>
-            <w:color w:val="0000EE"/>
-            <w:u w:val="single"/>
-          </w:rPr>
-          <w:t>Ac 1.13</w:t>
-        </w:r>
-      </w:hyperlink>
+      <w:r>
+        <w:rPr>
+          <w:lang w:val="fr_FR" w:bidi="fr_FR"/>
+        </w:rPr>
+        <w:t>Ac 1.13</w:t>
+      </w:r>
       <w:r>
         <w:rPr>
           <w:lang w:val="fr_FR" w:bidi="fr_FR"/>
@@ -2499,162 +1977,108 @@
         </w:rPr>
         <w:t>Abraham rencontra Melchisédek après avoir vaincu quatre rois mésopotamiens. Les Mésopotamiens avaient pillé Sodome et Gomorrhe et capturé Lot, le neveu d’Abraham (</w:t>
       </w:r>
-      <w:hyperlink r:id="rId85">
-        <w:r>
-          <w:rPr>
-            <w:lang w:val="fr_FR" w:bidi="fr_FR"/>
-          </w:rPr>
-          <w:rPr>
-            <w:color w:val="0000EE"/>
-            <w:u w:val="single"/>
-          </w:rPr>
-          <w:t>Gn 14.1–16</w:t>
-        </w:r>
-      </w:hyperlink>
+      <w:r>
+        <w:rPr>
+          <w:lang w:val="fr_FR" w:bidi="fr_FR"/>
+        </w:rPr>
+        <w:t>Gn 14.1–16</w:t>
+      </w:r>
       <w:r>
         <w:rPr>
           <w:lang w:val="fr_FR" w:bidi="fr_FR"/>
         </w:rPr>
         <w:t xml:space="preserve">). Lorsque Abraham revint de la bataille, Melchisédek, roi de Salem (la ville de Jérusalem ; voir </w:t>
       </w:r>
-      <w:hyperlink r:id="rId86">
-        <w:r>
-          <w:rPr>
-            <w:lang w:val="fr_FR" w:bidi="fr_FR"/>
-          </w:rPr>
-          <w:rPr>
-            <w:color w:val="0000EE"/>
-            <w:u w:val="single"/>
-          </w:rPr>
-          <w:t>Ps 76.2</w:t>
-        </w:r>
-      </w:hyperlink>
+      <w:r>
+        <w:rPr>
+          <w:lang w:val="fr_FR" w:bidi="fr_FR"/>
+        </w:rPr>
+        <w:t>Ps 76.2</w:t>
+      </w:r>
       <w:r>
         <w:rPr>
           <w:lang w:val="fr_FR" w:bidi="fr_FR"/>
         </w:rPr>
         <w:t xml:space="preserve"> et sa note de bas de page), se trouvait avec les rois reconnaissants de la confédération de la mer Morte. Melchisédek donna à Abraham du pain, du vin et sa bénédiction, agissant en tant que « sacrificateur du Dieu Très-Haut » (</w:t>
       </w:r>
-      <w:hyperlink r:id="rId87">
-        <w:r>
-          <w:rPr>
-            <w:lang w:val="fr_FR" w:bidi="fr_FR"/>
-          </w:rPr>
-          <w:rPr>
-            <w:color w:val="0000EE"/>
-            <w:u w:val="single"/>
-          </w:rPr>
-          <w:t>Gn 14.18</w:t>
-        </w:r>
-      </w:hyperlink>
+      <w:r>
+        <w:rPr>
+          <w:lang w:val="fr_FR" w:bidi="fr_FR"/>
+        </w:rPr>
+        <w:t>Gn 14.18</w:t>
+      </w:r>
       <w:r>
         <w:rPr>
           <w:lang w:val="fr_FR" w:bidi="fr_FR"/>
         </w:rPr>
         <w:t xml:space="preserve">), le vrai Dieu qui a créé le ciel et la terre (voir </w:t>
       </w:r>
-      <w:hyperlink r:id="rId88">
-        <w:r>
-          <w:rPr>
-            <w:lang w:val="fr_FR" w:bidi="fr_FR"/>
-          </w:rPr>
-          <w:rPr>
-            <w:color w:val="0000EE"/>
-            <w:u w:val="single"/>
-          </w:rPr>
-          <w:t>Ps 7.17</w:t>
-        </w:r>
-      </w:hyperlink>
+      <w:r>
+        <w:rPr>
+          <w:lang w:val="fr_FR" w:bidi="fr_FR"/>
+        </w:rPr>
+        <w:t>Ps 7.17</w:t>
+      </w:r>
       <w:r>
         <w:rPr>
           <w:lang w:val="fr_FR" w:bidi="fr_FR"/>
         </w:rPr>
         <w:t xml:space="preserve"> ; </w:t>
       </w:r>
-      <w:hyperlink r:id="rId89">
-        <w:r>
-          <w:rPr>
-            <w:lang w:val="fr_FR" w:bidi="fr_FR"/>
-          </w:rPr>
-          <w:rPr>
-            <w:color w:val="0000EE"/>
-            <w:u w:val="single"/>
-          </w:rPr>
-          <w:t>47.2</w:t>
-        </w:r>
-      </w:hyperlink>
+      <w:r>
+        <w:rPr>
+          <w:lang w:val="fr_FR" w:bidi="fr_FR"/>
+        </w:rPr>
+        <w:t>47.2</w:t>
+      </w:r>
       <w:r>
         <w:rPr>
           <w:lang w:val="fr_FR" w:bidi="fr_FR"/>
         </w:rPr>
         <w:t xml:space="preserve"> ; </w:t>
       </w:r>
-      <w:hyperlink r:id="rId90">
-        <w:r>
-          <w:rPr>
-            <w:lang w:val="fr_FR" w:bidi="fr_FR"/>
-          </w:rPr>
-          <w:rPr>
-            <w:color w:val="0000EE"/>
-            <w:u w:val="single"/>
-          </w:rPr>
-          <w:t>57.2</w:t>
-        </w:r>
-      </w:hyperlink>
+      <w:r>
+        <w:rPr>
+          <w:lang w:val="fr_FR" w:bidi="fr_FR"/>
+        </w:rPr>
+        <w:t>57.2</w:t>
+      </w:r>
       <w:r>
         <w:rPr>
           <w:lang w:val="fr_FR" w:bidi="fr_FR"/>
         </w:rPr>
         <w:t xml:space="preserve"> ; </w:t>
       </w:r>
-      <w:hyperlink r:id="rId91">
-        <w:r>
-          <w:rPr>
-            <w:lang w:val="fr_FR" w:bidi="fr_FR"/>
-          </w:rPr>
-          <w:rPr>
-            <w:color w:val="0000EE"/>
-            <w:u w:val="single"/>
-          </w:rPr>
-          <w:t>78.56</w:t>
-        </w:r>
-      </w:hyperlink>
+      <w:r>
+        <w:rPr>
+          <w:lang w:val="fr_FR" w:bidi="fr_FR"/>
+        </w:rPr>
+        <w:t>78.56</w:t>
+      </w:r>
       <w:r>
         <w:rPr>
           <w:lang w:val="fr_FR" w:bidi="fr_FR"/>
         </w:rPr>
         <w:t>). Melchisédek comprit qu’Abraham adorait le vrai Dieu, et il loua Dieu pour avoir donné la victoire à Abraham (</w:t>
       </w:r>
-      <w:hyperlink r:id="rId92">
-        <w:r>
-          <w:rPr>
-            <w:lang w:val="fr_FR" w:bidi="fr_FR"/>
-          </w:rPr>
-          <w:rPr>
-            <w:color w:val="0000EE"/>
-            <w:u w:val="single"/>
-          </w:rPr>
-          <w:t>Gn 14.19–20</w:t>
-        </w:r>
-      </w:hyperlink>
+      <w:r>
+        <w:rPr>
+          <w:lang w:val="fr_FR" w:bidi="fr_FR"/>
+        </w:rPr>
+        <w:t>Gn 14.19–20</w:t>
+      </w:r>
       <w:r>
         <w:rPr>
           <w:lang w:val="fr_FR" w:bidi="fr_FR"/>
         </w:rPr>
         <w:t xml:space="preserve">). Abraham accepta les dons de Melchisédek et lui donna une dîme, montrant ainsi l’importance de Melchisédek (voir </w:t>
       </w:r>
-      <w:hyperlink r:id="rId93">
-        <w:r>
-          <w:rPr>
-            <w:lang w:val="fr_FR" w:bidi="fr_FR"/>
-          </w:rPr>
-          <w:rPr>
-            <w:color w:val="0000EE"/>
-            <w:u w:val="single"/>
-          </w:rPr>
-          <w:t>Hé 7.4–10</w:t>
-        </w:r>
-      </w:hyperlink>
+      <w:r>
+        <w:rPr>
+          <w:lang w:val="fr_FR" w:bidi="fr_FR"/>
+        </w:rPr>
+        <w:t>Hé 7.4–10</w:t>
+      </w:r>
       <w:r>
         <w:rPr>
           <w:lang w:val="fr_FR" w:bidi="fr_FR"/>
@@ -2675,54 +2099,36 @@
         </w:rPr>
         <w:t>La Genèse inclut les généalogies de nombreuses personnes, mais Melchisédek apparaît soudainement sans ascendance connue. Il disparaît tout aussi soudainement. Bien plus tard dans l’histoire d’Israël, le roi David y a peut-être pensé lorsqu’il a dit que le Messie (le choisi de Dieu) est « un sacrificateur pour toujours selon l’ordre de Melchisédek » (</w:t>
       </w:r>
-      <w:hyperlink r:id="rId94">
-        <w:r>
-          <w:rPr>
-            <w:lang w:val="fr_FR" w:bidi="fr_FR"/>
-          </w:rPr>
-          <w:rPr>
-            <w:color w:val="0000EE"/>
-            <w:u w:val="single"/>
-          </w:rPr>
-          <w:t>Ps 110.4</w:t>
-        </w:r>
-      </w:hyperlink>
+      <w:r>
+        <w:rPr>
+          <w:lang w:val="fr_FR" w:bidi="fr_FR"/>
+        </w:rPr>
+        <w:t>Ps 110.4</w:t>
+      </w:r>
       <w:r>
         <w:rPr>
           <w:lang w:val="fr_FR" w:bidi="fr_FR"/>
         </w:rPr>
         <w:t xml:space="preserve">; à comparer aux versets </w:t>
       </w:r>
-      <w:hyperlink r:id="rId95">
-        <w:r>
-          <w:rPr>
-            <w:lang w:val="fr_FR" w:bidi="fr_FR"/>
-          </w:rPr>
-          <w:rPr>
-            <w:color w:val="0000EE"/>
-            <w:u w:val="single"/>
-          </w:rPr>
-          <w:t>Hé 7.15–25</w:t>
-        </w:r>
-      </w:hyperlink>
+      <w:r>
+        <w:rPr>
+          <w:lang w:val="fr_FR" w:bidi="fr_FR"/>
+        </w:rPr>
+        <w:t>Hé 7.15–25</w:t>
+      </w:r>
       <w:r>
         <w:rPr>
           <w:lang w:val="fr_FR" w:bidi="fr_FR"/>
         </w:rPr>
         <w:t>). L’épître aux Hébreux utilise l’absence de généalogie de Melchisédek pour comparer la prêtrise lévitique temporaire avec la prêtrise éternelle de Jésus-Christ. Il est également expliqué dans l’épître aux Hébreux que Melchisédek est présenté comme « semblable au Fils de Dieu », mais qu’il n’était pas le Fils de Dieu (</w:t>
       </w:r>
-      <w:hyperlink r:id="rId96">
-        <w:r>
-          <w:rPr>
-            <w:lang w:val="fr_FR" w:bidi="fr_FR"/>
-          </w:rPr>
-          <w:rPr>
-            <w:color w:val="0000EE"/>
-            <w:u w:val="single"/>
-          </w:rPr>
-          <w:t>Hé 7.3</w:t>
-        </w:r>
-      </w:hyperlink>
+      <w:r>
+        <w:rPr>
+          <w:lang w:val="fr_FR" w:bidi="fr_FR"/>
+        </w:rPr>
+        <w:t>Hé 7.3</w:t>
+      </w:r>
       <w:r>
         <w:rPr>
           <w:lang w:val="fr_FR" w:bidi="fr_FR"/>
@@ -2743,36 +2149,24 @@
         </w:rPr>
         <w:t>Melchisédek, prêtre et roi, était supérieur à Lévi, l’ancêtre des prêtres d’Israël. De la même manière, le Messie, Jésus-Christ, est un prêtre supérieur aux descendants d’Aaron. Jésus offre un pardon durable des péchés et un accès direct à Dieu (</w:t>
       </w:r>
-      <w:hyperlink r:id="rId97">
-        <w:r>
-          <w:rPr>
-            <w:lang w:val="fr_FR" w:bidi="fr_FR"/>
-          </w:rPr>
-          <w:rPr>
-            <w:color w:val="0000EE"/>
-            <w:u w:val="single"/>
-          </w:rPr>
-          <w:t>Hé 7.24–28</w:t>
-        </w:r>
-      </w:hyperlink>
+      <w:r>
+        <w:rPr>
+          <w:lang w:val="fr_FR" w:bidi="fr_FR"/>
+        </w:rPr>
+        <w:t>Hé 7.24–28</w:t>
+      </w:r>
       <w:r>
         <w:rPr>
           <w:lang w:val="fr_FR" w:bidi="fr_FR"/>
         </w:rPr>
         <w:t>). Il guide son peuple par le Saint-Esprit plutôt que par la loi (</w:t>
       </w:r>
-      <w:hyperlink r:id="rId98">
-        <w:r>
-          <w:rPr>
-            <w:lang w:val="fr_FR" w:bidi="fr_FR"/>
-          </w:rPr>
-          <w:rPr>
-            <w:color w:val="0000EE"/>
-            <w:u w:val="single"/>
-          </w:rPr>
-          <w:t>Hé 8.7–13</w:t>
-        </w:r>
-      </w:hyperlink>
+      <w:r>
+        <w:rPr>
+          <w:lang w:val="fr_FR" w:bidi="fr_FR"/>
+        </w:rPr>
+        <w:t>Hé 8.7–13</w:t>
+      </w:r>
       <w:r>
         <w:rPr>
           <w:lang w:val="fr_FR" w:bidi="fr_FR"/>
@@ -2802,72 +2196,48 @@
           <w:lang w:val="fr_FR" w:bidi="fr_FR"/>
         </w:rPr>
       </w:r>
-      <w:hyperlink r:id="rId99">
-        <w:r>
-          <w:rPr>
-            <w:lang w:val="fr_FR" w:bidi="fr_FR"/>
-          </w:rPr>
-          <w:rPr>
-            <w:color w:val="0000EE"/>
-            <w:u w:val="single"/>
-          </w:rPr>
-          <w:t>Gn 14.17–20</w:t>
-        </w:r>
-      </w:hyperlink>
+      <w:r>
+        <w:rPr>
+          <w:lang w:val="fr_FR" w:bidi="fr_FR"/>
+        </w:rPr>
+        <w:t>Gn 14.17–20</w:t>
+      </w:r>
       <w:r>
         <w:rPr>
           <w:lang w:val="fr_FR" w:bidi="fr_FR"/>
         </w:rPr>
         <w:t xml:space="preserve"> ; </w:t>
       </w:r>
-      <w:hyperlink r:id="rId94">
-        <w:r>
-          <w:rPr>
-            <w:lang w:val="fr_FR" w:bidi="fr_FR"/>
-          </w:rPr>
-          <w:rPr>
-            <w:color w:val="0000EE"/>
-            <w:u w:val="single"/>
-          </w:rPr>
-          <w:t xml:space="preserve">Ps 110.4 </w:t>
-        </w:r>
-      </w:hyperlink>
+      <w:r>
+        <w:rPr>
+          <w:lang w:val="fr_FR" w:bidi="fr_FR"/>
+        </w:rPr>
+        <w:t xml:space="preserve">Ps 110.4 </w:t>
+      </w:r>
       <w:r>
         <w:rPr>
           <w:lang w:val="fr_FR" w:bidi="fr_FR"/>
         </w:rPr>
         <w:t xml:space="preserve">; </w:t>
       </w:r>
-      <w:hyperlink r:id="rId100">
-        <w:r>
-          <w:rPr>
-            <w:lang w:val="fr_FR" w:bidi="fr_FR"/>
-          </w:rPr>
-          <w:rPr>
-            <w:color w:val="0000EE"/>
-            <w:u w:val="single"/>
-          </w:rPr>
-          <w:t>Hé 5.6–10</w:t>
-        </w:r>
-      </w:hyperlink>
+      <w:r>
+        <w:rPr>
+          <w:lang w:val="fr_FR" w:bidi="fr_FR"/>
+        </w:rPr>
+        <w:t>Hé 5.6–10</w:t>
+      </w:r>
       <w:r>
         <w:rPr>
           <w:lang w:val="fr_FR" w:bidi="fr_FR"/>
         </w:rPr>
         <w:t xml:space="preserve"> ; </w:t>
       </w:r>
-      <w:hyperlink r:id="rId101">
-        <w:r>
-          <w:rPr>
-            <w:lang w:val="fr_FR" w:bidi="fr_FR"/>
-          </w:rPr>
-          <w:rPr>
-            <w:color w:val="0000EE"/>
-            <w:u w:val="single"/>
-          </w:rPr>
-          <w:t>6.20–7.28</w:t>
-        </w:r>
-      </w:hyperlink>
+      <w:r>
+        <w:rPr>
+          <w:lang w:val="fr_FR" w:bidi="fr_FR"/>
+        </w:rPr>
+        <w:t>6.20–7.28</w:t>
+      </w:r>
       <w:r>
         <w:rPr>
           <w:lang w:val="fr_FR" w:bidi="fr_FR"/>
@@ -2916,36 +2286,24 @@
         </w:rPr>
         <w:t>Mical était la fille cadette du roi Saül (</w:t>
       </w:r>
-      <w:hyperlink r:id="rId102">
-        <w:r>
-          <w:rPr>
-            <w:lang w:val="fr_FR" w:bidi="fr_FR"/>
-          </w:rPr>
-          <w:rPr>
-            <w:color w:val="0000EE"/>
-            <w:u w:val="single"/>
-          </w:rPr>
-          <w:t>1S 14.49</w:t>
-        </w:r>
-      </w:hyperlink>
+      <w:r>
+        <w:rPr>
+          <w:lang w:val="fr_FR" w:bidi="fr_FR"/>
+        </w:rPr>
+        <w:t>1S 14.49</w:t>
+      </w:r>
       <w:r>
         <w:rPr>
           <w:lang w:val="fr_FR" w:bidi="fr_FR"/>
         </w:rPr>
         <w:t>). Elle fut la première épouse du roi David (</w:t>
       </w:r>
-      <w:hyperlink r:id="rId103">
-        <w:r>
-          <w:rPr>
-            <w:lang w:val="fr_FR" w:bidi="fr_FR"/>
-          </w:rPr>
-          <w:rPr>
-            <w:color w:val="0000EE"/>
-            <w:u w:val="single"/>
-          </w:rPr>
-          <w:t>18.17–27</w:t>
-        </w:r>
-      </w:hyperlink>
+      <w:r>
+        <w:rPr>
+          <w:lang w:val="fr_FR" w:bidi="fr_FR"/>
+        </w:rPr>
+        <w:t>18.17–27</w:t>
+      </w:r>
       <w:r>
         <w:rPr>
           <w:lang w:val="fr_FR" w:bidi="fr_FR"/>
@@ -2980,36 +2338,24 @@
         </w:rPr>
         <w:t>Saül espérait que David mourrait au combat, mais le plan échoua. Plus tard, Saül découvrit que sa fille cadette, Mical, aimait David (</w:t>
       </w:r>
-      <w:hyperlink r:id="rId104">
-        <w:r>
-          <w:rPr>
-            <w:lang w:val="fr_FR" w:bidi="fr_FR"/>
-          </w:rPr>
-          <w:rPr>
-            <w:color w:val="0000EE"/>
-            <w:u w:val="single"/>
-          </w:rPr>
-          <w:t>1S 18.20</w:t>
-        </w:r>
-      </w:hyperlink>
+      <w:r>
+        <w:rPr>
+          <w:lang w:val="fr_FR" w:bidi="fr_FR"/>
+        </w:rPr>
+        <w:t>1S 18.20</w:t>
+      </w:r>
       <w:r>
         <w:rPr>
           <w:lang w:val="fr_FR" w:bidi="fr_FR"/>
         </w:rPr>
         <w:t>), ce qui lui donna une autre chance d’inciter David à combattre les Philistins. Cette fois, David accepta. Lorsqu’il revint victorieux, Saül dut lui donner sa fille en mariage. Cette alliance matrimoniale renforça la position de David alors qu’il bâtissait sa réputation auprès des tribus du nord (</w:t>
       </w:r>
-      <w:hyperlink r:id="rId105">
-        <w:r>
-          <w:rPr>
-            <w:lang w:val="fr_FR" w:bidi="fr_FR"/>
-          </w:rPr>
-          <w:rPr>
-            <w:color w:val="0000EE"/>
-            <w:u w:val="single"/>
-          </w:rPr>
-          <w:t>2S 3.13–16</w:t>
-        </w:r>
-      </w:hyperlink>
+      <w:r>
+        <w:rPr>
+          <w:lang w:val="fr_FR" w:bidi="fr_FR"/>
+        </w:rPr>
+        <w:t>2S 3.13–16</w:t>
+      </w:r>
       <w:r>
         <w:rPr>
           <w:lang w:val="fr_FR" w:bidi="fr_FR"/>
@@ -3030,72 +2376,48 @@
         </w:rPr>
         <w:t>Au début de leur relation, Mical aimait David et alla même jusqu’à tromper son père pour l’aider à échapper à un complot visant à le tuer (</w:t>
       </w:r>
-      <w:hyperlink r:id="rId106">
-        <w:r>
-          <w:rPr>
-            <w:lang w:val="fr_FR" w:bidi="fr_FR"/>
-          </w:rPr>
-          <w:rPr>
-            <w:color w:val="0000EE"/>
-            <w:u w:val="single"/>
-          </w:rPr>
-          <w:t>1S 19.11–17</w:t>
-        </w:r>
-      </w:hyperlink>
+      <w:r>
+        <w:rPr>
+          <w:lang w:val="fr_FR" w:bidi="fr_FR"/>
+        </w:rPr>
+        <w:t>1S 19.11–17</w:t>
+      </w:r>
       <w:r>
         <w:rPr>
           <w:lang w:val="fr_FR" w:bidi="fr_FR"/>
         </w:rPr>
         <w:t>). Après le départ de David de la cour de Saül, ce dernier arrangea un autre mariage pour elle (</w:t>
       </w:r>
-      <w:hyperlink r:id="rId107">
-        <w:r>
-          <w:rPr>
-            <w:lang w:val="fr_FR" w:bidi="fr_FR"/>
-          </w:rPr>
-          <w:rPr>
-            <w:color w:val="0000EE"/>
-            <w:u w:val="single"/>
-          </w:rPr>
-          <w:t>1S 25.44</w:t>
-        </w:r>
-      </w:hyperlink>
+      <w:r>
+        <w:rPr>
+          <w:lang w:val="fr_FR" w:bidi="fr_FR"/>
+        </w:rPr>
+        <w:t>1S 25.44</w:t>
+      </w:r>
       <w:r>
         <w:rPr>
           <w:lang w:val="fr_FR" w:bidi="fr_FR"/>
         </w:rPr>
         <w:t>). Plus tard, David mit fin à ce mariage pour la ramener auprès de lui (</w:t>
       </w:r>
-      <w:hyperlink r:id="rId105">
-        <w:r>
-          <w:rPr>
-            <w:lang w:val="fr_FR" w:bidi="fr_FR"/>
-          </w:rPr>
-          <w:rPr>
-            <w:color w:val="0000EE"/>
-            <w:u w:val="single"/>
-          </w:rPr>
-          <w:t>2S 3.13–16</w:t>
-        </w:r>
-      </w:hyperlink>
+      <w:r>
+        <w:rPr>
+          <w:lang w:val="fr_FR" w:bidi="fr_FR"/>
+        </w:rPr>
+        <w:t>2S 3.13–16</w:t>
+      </w:r>
       <w:r>
         <w:rPr>
           <w:lang w:val="fr_FR" w:bidi="fr_FR"/>
         </w:rPr>
         <w:t>). Cependant, Mical manifesta du mépris envers David lorsqu’il dansa avec joie devant l’arche de l’alliance à son entrée à Jérusalem (</w:t>
       </w:r>
-      <w:hyperlink r:id="rId108">
-        <w:r>
-          <w:rPr>
-            <w:lang w:val="fr_FR" w:bidi="fr_FR"/>
-          </w:rPr>
-          <w:rPr>
-            <w:color w:val="0000EE"/>
-            <w:u w:val="single"/>
-          </w:rPr>
-          <w:t>2S 6.16–23</w:t>
-        </w:r>
-      </w:hyperlink>
+      <w:r>
+        <w:rPr>
+          <w:lang w:val="fr_FR" w:bidi="fr_FR"/>
+        </w:rPr>
+        <w:t>2S 6.16–23</w:t>
+      </w:r>
       <w:r>
         <w:rPr>
           <w:lang w:val="fr_FR" w:bidi="fr_FR"/>
@@ -3125,90 +2447,60 @@
           <w:lang w:val="fr_FR" w:bidi="fr_FR"/>
         </w:rPr>
       </w:r>
-      <w:hyperlink r:id="rId102">
-        <w:r>
-          <w:rPr>
-            <w:lang w:val="fr_FR" w:bidi="fr_FR"/>
-          </w:rPr>
-          <w:rPr>
-            <w:color w:val="0000EE"/>
-            <w:u w:val="single"/>
-          </w:rPr>
-          <w:t>1S 14.49</w:t>
-        </w:r>
-      </w:hyperlink>
+      <w:r>
+        <w:rPr>
+          <w:lang w:val="fr_FR" w:bidi="fr_FR"/>
+        </w:rPr>
+        <w:t>1S 14.49</w:t>
+      </w:r>
       <w:r>
         <w:rPr>
           <w:lang w:val="fr_FR" w:bidi="fr_FR"/>
         </w:rPr>
         <w:t xml:space="preserve"> ; </w:t>
       </w:r>
-      <w:hyperlink r:id="rId109">
-        <w:r>
-          <w:rPr>
-            <w:lang w:val="fr_FR" w:bidi="fr_FR"/>
-          </w:rPr>
-          <w:rPr>
-            <w:color w:val="0000EE"/>
-            <w:u w:val="single"/>
-          </w:rPr>
-          <w:t>18.17–30</w:t>
-        </w:r>
-      </w:hyperlink>
+      <w:r>
+        <w:rPr>
+          <w:lang w:val="fr_FR" w:bidi="fr_FR"/>
+        </w:rPr>
+        <w:t>18.17–30</w:t>
+      </w:r>
       <w:r>
         <w:rPr>
           <w:lang w:val="fr_FR" w:bidi="fr_FR"/>
         </w:rPr>
         <w:t xml:space="preserve"> ; </w:t>
       </w:r>
-      <w:hyperlink r:id="rId106">
-        <w:r>
-          <w:rPr>
-            <w:lang w:val="fr_FR" w:bidi="fr_FR"/>
-          </w:rPr>
-          <w:rPr>
-            <w:color w:val="0000EE"/>
-            <w:u w:val="single"/>
-          </w:rPr>
-          <w:t>19.11–17</w:t>
-        </w:r>
-      </w:hyperlink>
+      <w:r>
+        <w:rPr>
+          <w:lang w:val="fr_FR" w:bidi="fr_FR"/>
+        </w:rPr>
+        <w:t>19.11–17</w:t>
+      </w:r>
       <w:r>
         <w:rPr>
           <w:lang w:val="fr_FR" w:bidi="fr_FR"/>
         </w:rPr>
         <w:t xml:space="preserve"> ; </w:t>
       </w:r>
-      <w:hyperlink r:id="rId105">
-        <w:r>
-          <w:rPr>
-            <w:lang w:val="fr_FR" w:bidi="fr_FR"/>
-          </w:rPr>
-          <w:rPr>
-            <w:color w:val="0000EE"/>
-            <w:u w:val="single"/>
-          </w:rPr>
-          <w:t>2S 3.13–16</w:t>
-        </w:r>
-      </w:hyperlink>
+      <w:r>
+        <w:rPr>
+          <w:lang w:val="fr_FR" w:bidi="fr_FR"/>
+        </w:rPr>
+        <w:t>2S 3.13–16</w:t>
+      </w:r>
       <w:r>
         <w:rPr>
           <w:lang w:val="fr_FR" w:bidi="fr_FR"/>
         </w:rPr>
         <w:t xml:space="preserve"> ; </w:t>
       </w:r>
-      <w:hyperlink r:id="rId108">
-        <w:r>
-          <w:rPr>
-            <w:lang w:val="fr_FR" w:bidi="fr_FR"/>
-          </w:rPr>
-          <w:rPr>
-            <w:color w:val="0000EE"/>
-            <w:u w:val="single"/>
-          </w:rPr>
-          <w:t>6.16–23</w:t>
-        </w:r>
-      </w:hyperlink>
+      <w:r>
+        <w:rPr>
+          <w:lang w:val="fr_FR" w:bidi="fr_FR"/>
+        </w:rPr>
+        <w:t>6.16–23</w:t>
+      </w:r>
       <w:r>
         <w:rPr>
           <w:lang w:val="fr_FR" w:bidi="fr_FR"/>
@@ -3257,54 +2549,36 @@
         </w:rPr>
         <w:t>Les Moabites étaient les descendants de Moab, le fils de Lot et de sa fille aînée (</w:t>
       </w:r>
-      <w:hyperlink r:id="rId110">
-        <w:r>
-          <w:rPr>
-            <w:lang w:val="fr_FR" w:bidi="fr_FR"/>
-          </w:rPr>
-          <w:rPr>
-            <w:color w:val="0000EE"/>
-            <w:u w:val="single"/>
-          </w:rPr>
-          <w:t>Gn 19.36–38</w:t>
-        </w:r>
-      </w:hyperlink>
+      <w:r>
+        <w:rPr>
+          <w:lang w:val="fr_FR" w:bidi="fr_FR"/>
+        </w:rPr>
+        <w:t>Gn 19.36–38</w:t>
+      </w:r>
       <w:r>
         <w:rPr>
           <w:lang w:val="fr_FR" w:bidi="fr_FR"/>
         </w:rPr>
         <w:t xml:space="preserve">). Ils se sont établis sur le haut plateau à l’est de la mer Morte. Le territoire de Moab était principalement composé de plaines vallonnées entrecoupées de ravins. Bien que relativement modeste en superficie, même à son apogée, le royaume antique de Moab occupait une position stratégique sur la route royale (voir </w:t>
       </w:r>
-      <w:hyperlink r:id="rId111">
-        <w:r>
-          <w:rPr>
-            <w:lang w:val="fr_FR" w:bidi="fr_FR"/>
-          </w:rPr>
-          <w:rPr>
-            <w:color w:val="0000EE"/>
-            <w:u w:val="single"/>
-          </w:rPr>
-          <w:t xml:space="preserve">Nb 21.21–22 </w:t>
-        </w:r>
-      </w:hyperlink>
+      <w:r>
+        <w:rPr>
+          <w:lang w:val="fr_FR" w:bidi="fr_FR"/>
+        </w:rPr>
+        <w:t xml:space="preserve">Nb 21.21–22 </w:t>
+      </w:r>
       <w:r>
         <w:rPr>
           <w:lang w:val="fr_FR" w:bidi="fr_FR"/>
         </w:rPr>
         <w:t xml:space="preserve">; </w:t>
       </w:r>
-      <w:hyperlink r:id="rId112">
-        <w:r>
-          <w:rPr>
-            <w:lang w:val="fr_FR" w:bidi="fr_FR"/>
-          </w:rPr>
-          <w:rPr>
-            <w:color w:val="0000EE"/>
-            <w:u w:val="single"/>
-          </w:rPr>
-          <w:t>Jg 11.15–18</w:t>
-        </w:r>
-      </w:hyperlink>
+      <w:r>
+        <w:rPr>
+          <w:lang w:val="fr_FR" w:bidi="fr_FR"/>
+        </w:rPr>
+        <w:t>Jg 11.15–18</w:t>
+      </w:r>
       <w:r>
         <w:rPr>
           <w:lang w:val="fr_FR" w:bidi="fr_FR"/>
@@ -3325,162 +2599,108 @@
         </w:rPr>
         <w:t xml:space="preserve">Avant que les Israélites ne traversent la Transjordanie, les Moabites étaient sous la domination de Sihon, le roi amoréen qui régnait à Hesbon (voir </w:t>
       </w:r>
-      <w:hyperlink r:id="rId113">
-        <w:r>
-          <w:rPr>
-            <w:lang w:val="fr_FR" w:bidi="fr_FR"/>
-          </w:rPr>
-          <w:rPr>
-            <w:color w:val="0000EE"/>
-            <w:u w:val="single"/>
-          </w:rPr>
-          <w:t>Nb 21.13</w:t>
-        </w:r>
-      </w:hyperlink>
+      <w:r>
+        <w:rPr>
+          <w:lang w:val="fr_FR" w:bidi="fr_FR"/>
+        </w:rPr>
+        <w:t>Nb 21.13</w:t>
+      </w:r>
       <w:r>
         <w:rPr>
           <w:lang w:val="fr_FR" w:bidi="fr_FR"/>
         </w:rPr>
         <w:t xml:space="preserve">, </w:t>
       </w:r>
-      <w:hyperlink r:id="rId114">
-        <w:r>
-          <w:rPr>
-            <w:lang w:val="fr_FR" w:bidi="fr_FR"/>
-          </w:rPr>
-          <w:rPr>
-            <w:color w:val="0000EE"/>
-            <w:u w:val="single"/>
-          </w:rPr>
-          <w:t>26</w:t>
-        </w:r>
-      </w:hyperlink>
+      <w:r>
+        <w:rPr>
+          <w:lang w:val="fr_FR" w:bidi="fr_FR"/>
+        </w:rPr>
+        <w:t>26</w:t>
+      </w:r>
       <w:r>
         <w:rPr>
           <w:lang w:val="fr_FR" w:bidi="fr_FR"/>
         </w:rPr>
         <w:t>). Après la victoire d'Israël face à Sihon, le roi Balak de Moab craignait qu’Israël ne conquière son pays, et Moab leur a fait la guerre (</w:t>
       </w:r>
-      <w:hyperlink r:id="rId115">
-        <w:r>
-          <w:rPr>
-            <w:lang w:val="fr_FR" w:bidi="fr_FR"/>
-          </w:rPr>
-          <w:rPr>
-            <w:color w:val="0000EE"/>
-            <w:u w:val="single"/>
-          </w:rPr>
-          <w:t>Nb 22.1–25.3</w:t>
-        </w:r>
-      </w:hyperlink>
+      <w:r>
+        <w:rPr>
+          <w:lang w:val="fr_FR" w:bidi="fr_FR"/>
+        </w:rPr>
+        <w:t>Nb 22.1–25.3</w:t>
+      </w:r>
       <w:r>
         <w:rPr>
           <w:lang w:val="fr_FR" w:bidi="fr_FR"/>
         </w:rPr>
         <w:t xml:space="preserve"> ; </w:t>
       </w:r>
-      <w:hyperlink r:id="rId116">
-        <w:r>
-          <w:rPr>
-            <w:lang w:val="fr_FR" w:bidi="fr_FR"/>
-          </w:rPr>
-          <w:rPr>
-            <w:color w:val="0000EE"/>
-            <w:u w:val="single"/>
-          </w:rPr>
-          <w:t>Jos 24.9</w:t>
-        </w:r>
-      </w:hyperlink>
+      <w:r>
+        <w:rPr>
+          <w:lang w:val="fr_FR" w:bidi="fr_FR"/>
+        </w:rPr>
+        <w:t>Jos 24.9</w:t>
+      </w:r>
       <w:r>
         <w:rPr>
           <w:lang w:val="fr_FR" w:bidi="fr_FR"/>
         </w:rPr>
         <w:t>). À partir de ce moment, Moab et Israël entrèrent souvent en conflit (</w:t>
       </w:r>
-      <w:hyperlink r:id="rId117">
-        <w:r>
-          <w:rPr>
-            <w:lang w:val="fr_FR" w:bidi="fr_FR"/>
-          </w:rPr>
-          <w:rPr>
-            <w:color w:val="0000EE"/>
-            <w:u w:val="single"/>
-          </w:rPr>
-          <w:t>Jg 3.12–30</w:t>
-        </w:r>
-      </w:hyperlink>
+      <w:r>
+        <w:rPr>
+          <w:lang w:val="fr_FR" w:bidi="fr_FR"/>
+        </w:rPr>
+        <w:t>Jg 3.12–30</w:t>
+      </w:r>
       <w:r>
         <w:rPr>
           <w:lang w:val="fr_FR" w:bidi="fr_FR"/>
         </w:rPr>
         <w:t xml:space="preserve"> ; </w:t>
       </w:r>
-      <w:hyperlink r:id="rId118">
-        <w:r>
-          <w:rPr>
-            <w:lang w:val="fr_FR" w:bidi="fr_FR"/>
-          </w:rPr>
-          <w:rPr>
-            <w:color w:val="0000EE"/>
-            <w:u w:val="single"/>
-          </w:rPr>
-          <w:t>1S 14.47</w:t>
-        </w:r>
-      </w:hyperlink>
+      <w:r>
+        <w:rPr>
+          <w:lang w:val="fr_FR" w:bidi="fr_FR"/>
+        </w:rPr>
+        <w:t>1S 14.47</w:t>
+      </w:r>
       <w:r>
         <w:rPr>
           <w:lang w:val="fr_FR" w:bidi="fr_FR"/>
         </w:rPr>
         <w:t xml:space="preserve"> ; </w:t>
       </w:r>
-      <w:hyperlink r:id="rId119">
-        <w:r>
-          <w:rPr>
-            <w:lang w:val="fr_FR" w:bidi="fr_FR"/>
-          </w:rPr>
-          <w:rPr>
-            <w:color w:val="0000EE"/>
-            <w:u w:val="single"/>
-          </w:rPr>
-          <w:t>2S 8.2</w:t>
-        </w:r>
-      </w:hyperlink>
+      <w:r>
+        <w:rPr>
+          <w:lang w:val="fr_FR" w:bidi="fr_FR"/>
+        </w:rPr>
+        <w:t>2S 8.2</w:t>
+      </w:r>
       <w:r>
         <w:rPr>
           <w:lang w:val="fr_FR" w:bidi="fr_FR"/>
         </w:rPr>
         <w:t xml:space="preserve"> ; </w:t>
       </w:r>
-      <w:hyperlink r:id="rId120">
-        <w:r>
-          <w:rPr>
-            <w:lang w:val="fr_FR" w:bidi="fr_FR"/>
-          </w:rPr>
-          <w:rPr>
-            <w:color w:val="0000EE"/>
-            <w:u w:val="single"/>
-          </w:rPr>
-          <w:t>2R 3</w:t>
-        </w:r>
-      </w:hyperlink>
+      <w:r>
+        <w:rPr>
+          <w:lang w:val="fr_FR" w:bidi="fr_FR"/>
+        </w:rPr>
+        <w:t>2R 3</w:t>
+      </w:r>
       <w:r>
         <w:rPr>
           <w:lang w:val="fr_FR" w:bidi="fr_FR"/>
         </w:rPr>
         <w:t>). Mais il y a eu aussi des périodes de paix entre eux (</w:t>
       </w:r>
-      <w:hyperlink r:id="rId121">
-        <w:r>
-          <w:rPr>
-            <w:lang w:val="fr_FR" w:bidi="fr_FR"/>
-          </w:rPr>
-          <w:rPr>
-            <w:color w:val="0000EE"/>
-            <w:u w:val="single"/>
-          </w:rPr>
-          <w:t>Rt 1.1–2</w:t>
-        </w:r>
-      </w:hyperlink>
+      <w:r>
+        <w:rPr>
+          <w:lang w:val="fr_FR" w:bidi="fr_FR"/>
+        </w:rPr>
+        <w:t>Rt 1.1–2</w:t>
+      </w:r>
       <w:r>
         <w:rPr>
           <w:lang w:val="fr_FR" w:bidi="fr_FR"/>
@@ -3501,234 +2721,156 @@
         </w:rPr>
         <w:t>Les Ammonites étaient les descendants d’Ammon, le fils de la fille cadette de Lot (</w:t>
       </w:r>
-      <w:hyperlink r:id="rId110">
-        <w:r>
-          <w:rPr>
-            <w:lang w:val="fr_FR" w:bidi="fr_FR"/>
-          </w:rPr>
-          <w:rPr>
-            <w:color w:val="0000EE"/>
-            <w:u w:val="single"/>
-          </w:rPr>
-          <w:t>Gn 19.36–38</w:t>
-        </w:r>
-      </w:hyperlink>
+      <w:r>
+        <w:rPr>
+          <w:lang w:val="fr_FR" w:bidi="fr_FR"/>
+        </w:rPr>
+        <w:t>Gn 19.36–38</w:t>
+      </w:r>
       <w:r>
         <w:rPr>
           <w:lang w:val="fr_FR" w:bidi="fr_FR"/>
         </w:rPr>
         <w:t>). Ils se sont installés dans la région de la Transjordanie, au nord-est de la mer Morte. Lorsque les Israélites sont arrivés après avoir quitté l’Égypte, Dieu leur a dit de ne pas prendre la terre des Ammonites, car elle appartenait aux descendants de Lot (</w:t>
       </w:r>
-      <w:hyperlink r:id="rId122">
-        <w:r>
-          <w:rPr>
-            <w:lang w:val="fr_FR" w:bidi="fr_FR"/>
-          </w:rPr>
-          <w:rPr>
-            <w:color w:val="0000EE"/>
-            <w:u w:val="single"/>
-          </w:rPr>
-          <w:t>Dt 2.18–19</w:t>
-        </w:r>
-      </w:hyperlink>
+      <w:r>
+        <w:rPr>
+          <w:lang w:val="fr_FR" w:bidi="fr_FR"/>
+        </w:rPr>
+        <w:t>Dt 2.18–19</w:t>
+      </w:r>
       <w:r>
         <w:rPr>
           <w:lang w:val="fr_FR" w:bidi="fr_FR"/>
         </w:rPr>
         <w:t xml:space="preserve">, </w:t>
       </w:r>
-      <w:hyperlink r:id="rId123">
-        <w:r>
-          <w:rPr>
-            <w:lang w:val="fr_FR" w:bidi="fr_FR"/>
-          </w:rPr>
-          <w:rPr>
-            <w:color w:val="0000EE"/>
-            <w:u w:val="single"/>
-          </w:rPr>
-          <w:t>37</w:t>
-        </w:r>
-      </w:hyperlink>
+      <w:r>
+        <w:rPr>
+          <w:lang w:val="fr_FR" w:bidi="fr_FR"/>
+        </w:rPr>
+        <w:t>37</w:t>
+      </w:r>
       <w:r>
         <w:rPr>
           <w:lang w:val="fr_FR" w:bidi="fr_FR"/>
         </w:rPr>
         <w:t>). Les Ammonites ont aidé les Moabites à combattre Israël et ont été exclus de l’assemblée de l’Éternel pendant dix générations (</w:t>
       </w:r>
-      <w:hyperlink r:id="rId124">
-        <w:r>
-          <w:rPr>
-            <w:lang w:val="fr_FR" w:bidi="fr_FR"/>
-          </w:rPr>
-          <w:rPr>
-            <w:color w:val="0000EE"/>
-            <w:u w:val="single"/>
-          </w:rPr>
-          <w:t>Dt 23.3–6</w:t>
-        </w:r>
-      </w:hyperlink>
+      <w:r>
+        <w:rPr>
+          <w:lang w:val="fr_FR" w:bidi="fr_FR"/>
+        </w:rPr>
+        <w:t>Dt 23.3–6</w:t>
+      </w:r>
       <w:r>
         <w:rPr>
           <w:lang w:val="fr_FR" w:bidi="fr_FR"/>
         </w:rPr>
         <w:t xml:space="preserve"> ; </w:t>
       </w:r>
-      <w:hyperlink r:id="rId125">
-        <w:r>
-          <w:rPr>
-            <w:lang w:val="fr_FR" w:bidi="fr_FR"/>
-          </w:rPr>
-          <w:rPr>
-            <w:color w:val="0000EE"/>
-            <w:u w:val="single"/>
-          </w:rPr>
-          <w:t>Né 13.1–2</w:t>
-        </w:r>
-      </w:hyperlink>
+      <w:r>
+        <w:rPr>
+          <w:lang w:val="fr_FR" w:bidi="fr_FR"/>
+        </w:rPr>
+        <w:t>Né 13.1–2</w:t>
+      </w:r>
       <w:r>
         <w:rPr>
           <w:lang w:val="fr_FR" w:bidi="fr_FR"/>
         </w:rPr>
         <w:t xml:space="preserve"> ; voir </w:t>
       </w:r>
-      <w:hyperlink r:id="rId115">
-        <w:r>
-          <w:rPr>
-            <w:lang w:val="fr_FR" w:bidi="fr_FR"/>
-          </w:rPr>
-          <w:rPr>
-            <w:color w:val="0000EE"/>
-            <w:u w:val="single"/>
-          </w:rPr>
-          <w:t>Nb 22.1–25.3</w:t>
-        </w:r>
-      </w:hyperlink>
+      <w:r>
+        <w:rPr>
+          <w:lang w:val="fr_FR" w:bidi="fr_FR"/>
+        </w:rPr>
+        <w:t>Nb 22.1–25.3</w:t>
+      </w:r>
       <w:r>
         <w:rPr>
           <w:lang w:val="fr_FR" w:bidi="fr_FR"/>
         </w:rPr>
         <w:t>). Après cela, les Ammonites ont souvent combattu Israël (</w:t>
       </w:r>
-      <w:hyperlink r:id="rId126">
-        <w:r>
-          <w:rPr>
-            <w:lang w:val="fr_FR" w:bidi="fr_FR"/>
-          </w:rPr>
-          <w:rPr>
-            <w:color w:val="0000EE"/>
-            <w:u w:val="single"/>
-          </w:rPr>
-          <w:t>Jg 10–11</w:t>
-        </w:r>
-      </w:hyperlink>
+      <w:r>
+        <w:rPr>
+          <w:lang w:val="fr_FR" w:bidi="fr_FR"/>
+        </w:rPr>
+        <w:t>Jg 10–11</w:t>
+      </w:r>
       <w:r>
         <w:rPr>
           <w:lang w:val="fr_FR" w:bidi="fr_FR"/>
         </w:rPr>
         <w:t xml:space="preserve"> ; </w:t>
       </w:r>
-      <w:hyperlink r:id="rId127">
-        <w:r>
-          <w:rPr>
-            <w:lang w:val="fr_FR" w:bidi="fr_FR"/>
-          </w:rPr>
-          <w:rPr>
-            <w:color w:val="0000EE"/>
-            <w:u w:val="single"/>
-          </w:rPr>
-          <w:t>1S 11</w:t>
-        </w:r>
-      </w:hyperlink>
+      <w:r>
+        <w:rPr>
+          <w:lang w:val="fr_FR" w:bidi="fr_FR"/>
+        </w:rPr>
+        <w:t>1S 11</w:t>
+      </w:r>
       <w:r>
         <w:rPr>
           <w:lang w:val="fr_FR" w:bidi="fr_FR"/>
         </w:rPr>
         <w:t xml:space="preserve"> ; </w:t>
       </w:r>
-      <w:hyperlink r:id="rId118">
-        <w:r>
-          <w:rPr>
-            <w:lang w:val="fr_FR" w:bidi="fr_FR"/>
-          </w:rPr>
-          <w:rPr>
-            <w:color w:val="0000EE"/>
-            <w:u w:val="single"/>
-          </w:rPr>
-          <w:t>14.47</w:t>
-        </w:r>
-      </w:hyperlink>
+      <w:r>
+        <w:rPr>
+          <w:lang w:val="fr_FR" w:bidi="fr_FR"/>
+        </w:rPr>
+        <w:t>14.47</w:t>
+      </w:r>
       <w:r>
         <w:rPr>
           <w:lang w:val="fr_FR" w:bidi="fr_FR"/>
         </w:rPr>
         <w:t xml:space="preserve"> ; </w:t>
       </w:r>
-      <w:hyperlink r:id="rId128">
-        <w:r>
-          <w:rPr>
-            <w:lang w:val="fr_FR" w:bidi="fr_FR"/>
-          </w:rPr>
-          <w:rPr>
-            <w:color w:val="0000EE"/>
-            <w:u w:val="single"/>
-          </w:rPr>
-          <w:t>1Ch 20.1–3</w:t>
-        </w:r>
-      </w:hyperlink>
+      <w:r>
+        <w:rPr>
+          <w:lang w:val="fr_FR" w:bidi="fr_FR"/>
+        </w:rPr>
+        <w:t>1Ch 20.1–3</w:t>
+      </w:r>
       <w:r>
         <w:rPr>
           <w:lang w:val="fr_FR" w:bidi="fr_FR"/>
         </w:rPr>
         <w:t xml:space="preserve"> ; </w:t>
       </w:r>
-      <w:hyperlink r:id="rId129">
-        <w:r>
-          <w:rPr>
-            <w:lang w:val="fr_FR" w:bidi="fr_FR"/>
-          </w:rPr>
-          <w:rPr>
-            <w:color w:val="0000EE"/>
-            <w:u w:val="single"/>
-          </w:rPr>
-          <w:t>2Ch 20.1–24</w:t>
-        </w:r>
-      </w:hyperlink>
+      <w:r>
+        <w:rPr>
+          <w:lang w:val="fr_FR" w:bidi="fr_FR"/>
+        </w:rPr>
+        <w:t>2Ch 20.1–24</w:t>
+      </w:r>
       <w:r>
         <w:rPr>
           <w:lang w:val="fr_FR" w:bidi="fr_FR"/>
         </w:rPr>
         <w:t>). Cependant, David semble s’être allié avec eux pendant un certain temps (</w:t>
       </w:r>
-      <w:hyperlink r:id="rId130">
-        <w:r>
-          <w:rPr>
-            <w:lang w:val="fr_FR" w:bidi="fr_FR"/>
-          </w:rPr>
-          <w:rPr>
-            <w:color w:val="0000EE"/>
-            <w:u w:val="single"/>
-          </w:rPr>
-          <w:t>2S 17.27–29</w:t>
-        </w:r>
-      </w:hyperlink>
+      <w:r>
+        <w:rPr>
+          <w:lang w:val="fr_FR" w:bidi="fr_FR"/>
+        </w:rPr>
+        <w:t>2S 17.27–29</w:t>
+      </w:r>
       <w:r>
         <w:rPr>
           <w:lang w:val="fr_FR" w:bidi="fr_FR"/>
         </w:rPr>
         <w:t xml:space="preserve"> ; </w:t>
       </w:r>
-      <w:hyperlink r:id="rId131">
-        <w:r>
-          <w:rPr>
-            <w:lang w:val="fr_FR" w:bidi="fr_FR"/>
-          </w:rPr>
-          <w:rPr>
-            <w:color w:val="0000EE"/>
-            <w:u w:val="single"/>
-          </w:rPr>
-          <w:t>23.37</w:t>
-        </w:r>
-      </w:hyperlink>
+      <w:r>
+        <w:rPr>
+          <w:lang w:val="fr_FR" w:bidi="fr_FR"/>
+        </w:rPr>
+        <w:t>23.37</w:t>
+      </w:r>
       <w:r>
         <w:rPr>
           <w:lang w:val="fr_FR" w:bidi="fr_FR"/>
@@ -3758,18 +2900,12 @@
           <w:lang w:val="fr_FR" w:bidi="fr_FR"/>
         </w:rPr>
       </w:r>
-      <w:hyperlink r:id="rId124">
-        <w:r>
-          <w:rPr>
-            <w:lang w:val="fr_FR" w:bidi="fr_FR"/>
-          </w:rPr>
-          <w:rPr>
-            <w:color w:val="0000EE"/>
-            <w:u w:val="single"/>
-          </w:rPr>
-          <w:t>Dt 23.3–6</w:t>
-        </w:r>
-      </w:hyperlink>
+      <w:r>
+        <w:rPr>
+          <w:lang w:val="fr_FR" w:bidi="fr_FR"/>
+        </w:rPr>
+        <w:t>Dt 23.3–6</w:t>
+      </w:r>
       <w:r>
         <w:rPr>
           <w:lang w:val="fr_FR" w:bidi="fr_FR"/>
@@ -3818,18 +2954,12 @@
         </w:rPr>
         <w:t>Moïse fut le premier chef d’Israël en tant que nation. Dieu a utilisé Moïse à un moment très important dans l’histoire de son peuple. Prophète qui a reçu la loi, il a servi d’intermédiaire pour l’alliance de Dieu (accord spécial) avec Israël au mont Sinaï (</w:t>
       </w:r>
-      <w:hyperlink r:id="rId132">
-        <w:r>
-          <w:rPr>
-            <w:lang w:val="fr_FR" w:bidi="fr_FR"/>
-          </w:rPr>
-          <w:rPr>
-            <w:color w:val="0000EE"/>
-            <w:u w:val="single"/>
-          </w:rPr>
-          <w:t>Ex 19.3–6</w:t>
-        </w:r>
-      </w:hyperlink>
+      <w:r>
+        <w:rPr>
+          <w:lang w:val="fr_FR" w:bidi="fr_FR"/>
+        </w:rPr>
+        <w:t>Ex 19.3–6</w:t>
+      </w:r>
       <w:r>
         <w:rPr>
           <w:lang w:val="fr_FR" w:bidi="fr_FR"/>
@@ -3850,36 +2980,24 @@
         </w:rPr>
         <w:t>Moïse était le frère cadet de Miriam et d’Aaron. Il est né en Égypte à une époque périlleuse (</w:t>
       </w:r>
-      <w:hyperlink r:id="rId133">
-        <w:r>
-          <w:rPr>
-            <w:lang w:val="fr_FR" w:bidi="fr_FR"/>
-          </w:rPr>
-          <w:rPr>
-            <w:color w:val="0000EE"/>
-            <w:u w:val="single"/>
-          </w:rPr>
-          <w:t>Ex 1.15–2.2</w:t>
-        </w:r>
-      </w:hyperlink>
+      <w:r>
+        <w:rPr>
+          <w:lang w:val="fr_FR" w:bidi="fr_FR"/>
+        </w:rPr>
+        <w:t>Ex 1.15–2.2</w:t>
+      </w:r>
       <w:r>
         <w:rPr>
           <w:lang w:val="fr_FR" w:bidi="fr_FR"/>
         </w:rPr>
         <w:t>). Le pharaon égyptien, craignant une révolte, avait ordonné que tous les garçons hébreux soient tués à la naissance. La mère de Moïse, Jokébed, a fait confiance en Dieu et a placé son bébé dans un panier de roseaux sur le fleuve Nil. La fille du Pharaon l’a trouvé et l’a élevé comme son propre enfant dans le palais (</w:t>
       </w:r>
-      <w:hyperlink r:id="rId134">
-        <w:r>
-          <w:rPr>
-            <w:lang w:val="fr_FR" w:bidi="fr_FR"/>
-          </w:rPr>
-          <w:rPr>
-            <w:color w:val="0000EE"/>
-            <w:u w:val="single"/>
-          </w:rPr>
-          <w:t>Ex 2.3–10</w:t>
-        </w:r>
-      </w:hyperlink>
+      <w:r>
+        <w:rPr>
+          <w:lang w:val="fr_FR" w:bidi="fr_FR"/>
+        </w:rPr>
+        <w:t>Ex 2.3–10</w:t>
+      </w:r>
       <w:r>
         <w:rPr>
           <w:lang w:val="fr_FR" w:bidi="fr_FR"/>
@@ -3900,36 +3018,24 @@
         </w:rPr>
         <w:t>Nous ne savons pas grand-chose sur la jeunesse de Moïse. Selon la tradition juive, il a appris l’administration et acquis ses compétences militaires dans la maison de Pharaon. Lorsqu’il avait environ quarante ans, il a tué un Égyptien pour sauver un esclave hébreu, puis s’est enfui à Madian (</w:t>
       </w:r>
-      <w:hyperlink r:id="rId135">
-        <w:r>
-          <w:rPr>
-            <w:lang w:val="fr_FR" w:bidi="fr_FR"/>
-          </w:rPr>
-          <w:rPr>
-            <w:color w:val="0000EE"/>
-            <w:u w:val="single"/>
-          </w:rPr>
-          <w:t>Ex 2.11–15</w:t>
-        </w:r>
-      </w:hyperlink>
+      <w:r>
+        <w:rPr>
+          <w:lang w:val="fr_FR" w:bidi="fr_FR"/>
+        </w:rPr>
+        <w:t>Ex 2.11–15</w:t>
+      </w:r>
       <w:r>
         <w:rPr>
           <w:lang w:val="fr_FR" w:bidi="fr_FR"/>
         </w:rPr>
         <w:t xml:space="preserve"> ; voir aussi </w:t>
       </w:r>
-      <w:hyperlink r:id="rId136">
-        <w:r>
-          <w:rPr>
-            <w:lang w:val="fr_FR" w:bidi="fr_FR"/>
-          </w:rPr>
-          <w:rPr>
-            <w:color w:val="0000EE"/>
-            <w:u w:val="single"/>
-          </w:rPr>
-          <w:t>Ac 7.23–29</w:t>
-        </w:r>
-      </w:hyperlink>
+      <w:r>
+        <w:rPr>
+          <w:lang w:val="fr_FR" w:bidi="fr_FR"/>
+        </w:rPr>
+        <w:t>Ac 7.23–29</w:t>
+      </w:r>
       <w:r>
         <w:rPr>
           <w:lang w:val="fr_FR" w:bidi="fr_FR"/>
@@ -3950,18 +3056,12 @@
         </w:rPr>
         <w:t>Environ quarante ans plus tard, Dieu est apparu à Moïse dans un buisson ardent. Il a ordonné à Moïse de retourner en Égypte pour libérer son peuple de l’esclavage (</w:t>
       </w:r>
-      <w:hyperlink r:id="rId137">
-        <w:r>
-          <w:rPr>
-            <w:lang w:val="fr_FR" w:bidi="fr_FR"/>
-          </w:rPr>
-          <w:rPr>
-            <w:color w:val="0000EE"/>
-            <w:u w:val="single"/>
-          </w:rPr>
-          <w:t>Ex 3.1–4.17</w:t>
-        </w:r>
-      </w:hyperlink>
+      <w:r>
+        <w:rPr>
+          <w:lang w:val="fr_FR" w:bidi="fr_FR"/>
+        </w:rPr>
+        <w:t>Ex 3.1–4.17</w:t>
+      </w:r>
       <w:r>
         <w:rPr>
           <w:lang w:val="fr_FR" w:bidi="fr_FR"/>
@@ -3996,36 +3096,24 @@
         </w:rPr>
         <w:t>Moïse a conduit Israël au mont Sinaï, où il a rencontré Dieu au buisson ardent. Dieu s’est révélé à nouveau à Moïse sur cette montagne, et lui a donné la loi, y compris les Dix Commandements (</w:t>
       </w:r>
-      <w:hyperlink r:id="rId138">
-        <w:r>
-          <w:rPr>
-            <w:lang w:val="fr_FR" w:bidi="fr_FR"/>
-          </w:rPr>
-          <w:rPr>
-            <w:color w:val="0000EE"/>
-            <w:u w:val="single"/>
-          </w:rPr>
-          <w:t>Ex 20.1–23.19</w:t>
-        </w:r>
-      </w:hyperlink>
+      <w:r>
+        <w:rPr>
+          <w:lang w:val="fr_FR" w:bidi="fr_FR"/>
+        </w:rPr>
+        <w:t>Ex 20.1–23.19</w:t>
+      </w:r>
       <w:r>
         <w:rPr>
           <w:lang w:val="fr_FR" w:bidi="fr_FR"/>
         </w:rPr>
         <w:t>). Il lui a également donné des instructions pour construire le tabernacle. Lorsque Moïse est descendu de la montagne, il a découvert que le peuple avait abandonné le vrai Dieu et adorait un veau d’or (</w:t>
       </w:r>
-      <w:hyperlink r:id="rId139">
-        <w:r>
-          <w:rPr>
-            <w:lang w:val="fr_FR" w:bidi="fr_FR"/>
-          </w:rPr>
-          <w:rPr>
-            <w:color w:val="0000EE"/>
-            <w:u w:val="single"/>
-          </w:rPr>
-          <w:t>Ex 32</w:t>
-        </w:r>
-      </w:hyperlink>
+      <w:r>
+        <w:rPr>
+          <w:lang w:val="fr_FR" w:bidi="fr_FR"/>
+        </w:rPr>
+        <w:t>Ex 32</w:t>
+      </w:r>
       <w:r>
         <w:rPr>
           <w:lang w:val="fr_FR" w:bidi="fr_FR"/>
@@ -4046,18 +3134,12 @@
         </w:rPr>
         <w:t>Moïse a conduit un peuple plaintif, rebelle et méfiant dans le désert. Même son propre frère et sa sœur ont remis en question son autorité, utilisant son mariage avec une femme éthiopienne comme prétexte (</w:t>
       </w:r>
-      <w:hyperlink r:id="rId140">
-        <w:r>
-          <w:rPr>
-            <w:lang w:val="fr_FR" w:bidi="fr_FR"/>
-          </w:rPr>
-          <w:rPr>
-            <w:color w:val="0000EE"/>
-            <w:u w:val="single"/>
-          </w:rPr>
-          <w:t>Nb 12</w:t>
-        </w:r>
-      </w:hyperlink>
+      <w:r>
+        <w:rPr>
+          <w:lang w:val="fr_FR" w:bidi="fr_FR"/>
+        </w:rPr>
+        <w:t>Nb 12</w:t>
+      </w:r>
       <w:r>
         <w:rPr>
           <w:lang w:val="fr_FR" w:bidi="fr_FR"/>
@@ -4078,54 +3160,36 @@
         </w:rPr>
         <w:t>Moïse était un grand homme, mais il n’était pas parfait. Lorsque le peuple a mis sa patience à l’épreuve en se plaignant du manque d’eau, Moïse n’a pas suivi les instructions de Dieu. Au lieu de parler au rocher comme Dieu le lui avait ordonné, il l’a frappé (</w:t>
       </w:r>
-      <w:hyperlink r:id="rId141">
-        <w:r>
-          <w:rPr>
-            <w:lang w:val="fr_FR" w:bidi="fr_FR"/>
-          </w:rPr>
-          <w:rPr>
-            <w:color w:val="0000EE"/>
-            <w:u w:val="single"/>
-          </w:rPr>
-          <w:t>Nb 20.1–13</w:t>
-        </w:r>
-      </w:hyperlink>
+      <w:r>
+        <w:rPr>
+          <w:lang w:val="fr_FR" w:bidi="fr_FR"/>
+        </w:rPr>
+        <w:t>Nb 20.1–13</w:t>
+      </w:r>
       <w:r>
         <w:rPr>
           <w:lang w:val="fr_FR" w:bidi="fr_FR"/>
         </w:rPr>
         <w:t>). Par cet acte, il n’a pas fait preuve de la sainteté de Dieu et il a laissé entendre qu’il avait lui-même fait jaillir l’eau par sa propre puissance (</w:t>
       </w:r>
-      <w:hyperlink r:id="rId142">
-        <w:r>
-          <w:rPr>
-            <w:lang w:val="fr_FR" w:bidi="fr_FR"/>
-          </w:rPr>
-          <w:rPr>
-            <w:color w:val="0000EE"/>
-            <w:u w:val="single"/>
-          </w:rPr>
-          <w:t xml:space="preserve">Nb 20.10 </w:t>
-        </w:r>
-      </w:hyperlink>
+      <w:r>
+        <w:rPr>
+          <w:lang w:val="fr_FR" w:bidi="fr_FR"/>
+        </w:rPr>
+        <w:t xml:space="preserve">Nb 20.10 </w:t>
+      </w:r>
       <w:r>
         <w:rPr>
           <w:lang w:val="fr_FR" w:bidi="fr_FR"/>
         </w:rPr>
         <w:t xml:space="preserve">; comparer </w:t>
       </w:r>
-      <w:hyperlink r:id="rId143">
-        <w:r>
-          <w:rPr>
-            <w:lang w:val="fr_FR" w:bidi="fr_FR"/>
-          </w:rPr>
-          <w:rPr>
-            <w:color w:val="0000EE"/>
-            <w:u w:val="single"/>
-          </w:rPr>
-          <w:t>Ps 106.32–33</w:t>
-        </w:r>
-      </w:hyperlink>
+      <w:r>
+        <w:rPr>
+          <w:lang w:val="fr_FR" w:bidi="fr_FR"/>
+        </w:rPr>
+        <w:t>Ps 106.32–33</w:t>
+      </w:r>
       <w:r>
         <w:rPr>
           <w:lang w:val="fr_FR" w:bidi="fr_FR"/>
@@ -4172,54 +3236,36 @@
         </w:rPr>
         <w:t>» (</w:t>
       </w:r>
-      <w:hyperlink r:id="rId144">
-        <w:r>
-          <w:rPr>
-            <w:lang w:val="fr_FR" w:bidi="fr_FR"/>
-          </w:rPr>
-          <w:rPr>
-            <w:color w:val="0000EE"/>
-            <w:u w:val="single"/>
-          </w:rPr>
-          <w:t>Dt 34.10</w:t>
-        </w:r>
-      </w:hyperlink>
+      <w:r>
+        <w:rPr>
+          <w:lang w:val="fr_FR" w:bidi="fr_FR"/>
+        </w:rPr>
+        <w:t>Dt 34.10</w:t>
+      </w:r>
       <w:r>
         <w:rPr>
           <w:lang w:val="fr_FR" w:bidi="fr_FR"/>
         </w:rPr>
         <w:t>). Seul Jésus a surpassé Moïse en tant que médiateur entre Dieu et les humains (</w:t>
       </w:r>
-      <w:hyperlink r:id="rId145">
-        <w:r>
-          <w:rPr>
-            <w:lang w:val="fr_FR" w:bidi="fr_FR"/>
-          </w:rPr>
-          <w:rPr>
-            <w:color w:val="0000EE"/>
-            <w:u w:val="single"/>
-          </w:rPr>
-          <w:t>Ac 3.17–26</w:t>
-        </w:r>
-      </w:hyperlink>
+      <w:r>
+        <w:rPr>
+          <w:lang w:val="fr_FR" w:bidi="fr_FR"/>
+        </w:rPr>
+        <w:t>Ac 3.17–26</w:t>
+      </w:r>
       <w:r>
         <w:rPr>
           <w:lang w:val="fr_FR" w:bidi="fr_FR"/>
         </w:rPr>
         <w:t xml:space="preserve"> ; </w:t>
       </w:r>
-      <w:hyperlink r:id="rId146">
-        <w:r>
-          <w:rPr>
-            <w:lang w:val="fr_FR" w:bidi="fr_FR"/>
-          </w:rPr>
-          <w:rPr>
-            <w:color w:val="0000EE"/>
-            <w:u w:val="single"/>
-          </w:rPr>
-          <w:t>Hé 3</w:t>
-        </w:r>
-      </w:hyperlink>
+      <w:r>
+        <w:rPr>
+          <w:lang w:val="fr_FR" w:bidi="fr_FR"/>
+        </w:rPr>
+        <w:t>Hé 3</w:t>
+      </w:r>
       <w:r>
         <w:rPr>
           <w:lang w:val="fr_FR" w:bidi="fr_FR"/>
@@ -4240,108 +3286,72 @@
         </w:rPr>
         <w:t>Moïse est le personnage de l’Ancien Testament le plus mentionné dans le Nouveau Testament. Il est apparu lors de la transfiguration de Jésus (quand l’apparence de Jésus a été changée). Le Nouveau Testament met en avant son rôle de législateur et utilise ses expériences pour illustrer la vie sous la nouvelle alliance. Comme Moïse, Jésus a été sauvé lorsqu’il était bébé des plans maléfiques d’un souverain (</w:t>
       </w:r>
-      <w:hyperlink r:id="rId41">
-        <w:r>
-          <w:rPr>
-            <w:lang w:val="fr_FR" w:bidi="fr_FR"/>
-          </w:rPr>
-          <w:rPr>
-            <w:color w:val="0000EE"/>
-            <w:u w:val="single"/>
-          </w:rPr>
-          <w:t>Mt 2.13–18</w:t>
-        </w:r>
-      </w:hyperlink>
+      <w:r>
+        <w:rPr>
+          <w:lang w:val="fr_FR" w:bidi="fr_FR"/>
+        </w:rPr>
+        <w:t>Mt 2.13–18</w:t>
+      </w:r>
       <w:r>
         <w:rPr>
           <w:lang w:val="fr_FR" w:bidi="fr_FR"/>
         </w:rPr>
         <w:t xml:space="preserve">). La nouvelle loi de Jésus dans son Sermon sur la montagne reflète la loi donnée au Sinaï (voir </w:t>
       </w:r>
-      <w:hyperlink r:id="rId147">
-        <w:r>
-          <w:rPr>
-            <w:lang w:val="fr_FR" w:bidi="fr_FR"/>
-          </w:rPr>
-          <w:rPr>
-            <w:color w:val="0000EE"/>
-            <w:u w:val="single"/>
-          </w:rPr>
-          <w:t>Mt 5–7</w:t>
-        </w:r>
-      </w:hyperlink>
+      <w:r>
+        <w:rPr>
+          <w:lang w:val="fr_FR" w:bidi="fr_FR"/>
+        </w:rPr>
+        <w:t>Mt 5–7</w:t>
+      </w:r>
       <w:r>
         <w:rPr>
           <w:lang w:val="fr_FR" w:bidi="fr_FR"/>
         </w:rPr>
         <w:t xml:space="preserve">), ce qui fait de Jésus le véritable interprète de la volonté de Dieu. L’épître aux Hébreux compare le Christ à Moïse. La lettre de Paul aux Galates et l’évangile de Jean opposent la loi de Moïse à la nouvelle relation d’un croyant avec Dieu (voir </w:t>
       </w:r>
-      <w:hyperlink r:id="rId148">
-        <w:r>
-          <w:rPr>
-            <w:lang w:val="fr_FR" w:bidi="fr_FR"/>
-          </w:rPr>
-          <w:rPr>
-            <w:color w:val="0000EE"/>
-            <w:u w:val="single"/>
-          </w:rPr>
-          <w:t>Jn 1.17</w:t>
-        </w:r>
-      </w:hyperlink>
+      <w:r>
+        <w:rPr>
+          <w:lang w:val="fr_FR" w:bidi="fr_FR"/>
+        </w:rPr>
+        <w:t>Jn 1.17</w:t>
+      </w:r>
       <w:r>
         <w:rPr>
           <w:lang w:val="fr_FR" w:bidi="fr_FR"/>
         </w:rPr>
         <w:t xml:space="preserve"> ; </w:t>
       </w:r>
-      <w:hyperlink r:id="rId149">
-        <w:r>
-          <w:rPr>
-            <w:lang w:val="fr_FR" w:bidi="fr_FR"/>
-          </w:rPr>
-          <w:rPr>
-            <w:color w:val="0000EE"/>
-            <w:u w:val="single"/>
-          </w:rPr>
-          <w:t>Ga 3.1–5</w:t>
-        </w:r>
-      </w:hyperlink>
+      <w:r>
+        <w:rPr>
+          <w:lang w:val="fr_FR" w:bidi="fr_FR"/>
+        </w:rPr>
+        <w:t>Ga 3.1–5</w:t>
+      </w:r>
       <w:r>
         <w:rPr>
           <w:lang w:val="fr_FR" w:bidi="fr_FR"/>
         </w:rPr>
         <w:t xml:space="preserve"> ; </w:t>
       </w:r>
-      <w:hyperlink r:id="rId150">
-        <w:r>
-          <w:rPr>
-            <w:lang w:val="fr_FR" w:bidi="fr_FR"/>
-          </w:rPr>
-          <w:rPr>
-            <w:color w:val="0000EE"/>
-            <w:u w:val="single"/>
-          </w:rPr>
-          <w:t>Hé 3.5–6</w:t>
-        </w:r>
-      </w:hyperlink>
+      <w:r>
+        <w:rPr>
+          <w:lang w:val="fr_FR" w:bidi="fr_FR"/>
+        </w:rPr>
+        <w:t>Hé 3.5–6</w:t>
+      </w:r>
       <w:r>
         <w:rPr>
           <w:lang w:val="fr_FR" w:bidi="fr_FR"/>
         </w:rPr>
         <w:t xml:space="preserve"> ; </w:t>
       </w:r>
-      <w:hyperlink r:id="rId151">
-        <w:r>
-          <w:rPr>
-            <w:lang w:val="fr_FR" w:bidi="fr_FR"/>
-          </w:rPr>
-          <w:rPr>
-            <w:color w:val="0000EE"/>
-            <w:u w:val="single"/>
-          </w:rPr>
-          <w:t>9.11–10.18</w:t>
-        </w:r>
-      </w:hyperlink>
+      <w:r>
+        <w:rPr>
+          <w:lang w:val="fr_FR" w:bidi="fr_FR"/>
+        </w:rPr>
+        <w:t>9.11–10.18</w:t>
+      </w:r>
       <w:r>
         <w:rPr>
           <w:lang w:val="fr_FR" w:bidi="fr_FR"/>
@@ -4371,738 +3381,492 @@
           <w:lang w:val="fr_FR" w:bidi="fr_FR"/>
         </w:rPr>
       </w:r>
-      <w:hyperlink r:id="rId152">
-        <w:r>
-          <w:rPr>
-            <w:lang w:val="fr_FR" w:bidi="fr_FR"/>
-          </w:rPr>
-          <w:rPr>
-            <w:color w:val="0000EE"/>
-            <w:u w:val="single"/>
-          </w:rPr>
-          <w:t xml:space="preserve">Ex 2.1–22 </w:t>
-        </w:r>
-      </w:hyperlink>
+      <w:r>
+        <w:rPr>
+          <w:lang w:val="fr_FR" w:bidi="fr_FR"/>
+        </w:rPr>
+        <w:t xml:space="preserve">Ex 2.1–22 </w:t>
+      </w:r>
       <w:r>
         <w:rPr>
           <w:lang w:val="fr_FR" w:bidi="fr_FR"/>
         </w:rPr>
         <w:t xml:space="preserve">; </w:t>
       </w:r>
-      <w:hyperlink r:id="rId153">
-        <w:r>
-          <w:rPr>
-            <w:lang w:val="fr_FR" w:bidi="fr_FR"/>
-          </w:rPr>
-          <w:rPr>
-            <w:color w:val="0000EE"/>
-            <w:u w:val="single"/>
-          </w:rPr>
-          <w:t xml:space="preserve">3.1–19.25 </w:t>
-        </w:r>
-      </w:hyperlink>
+      <w:r>
+        <w:rPr>
+          <w:lang w:val="fr_FR" w:bidi="fr_FR"/>
+        </w:rPr>
+        <w:t xml:space="preserve">3.1–19.25 </w:t>
+      </w:r>
       <w:r>
         <w:rPr>
           <w:lang w:val="fr_FR" w:bidi="fr_FR"/>
         </w:rPr>
         <w:t xml:space="preserve">; </w:t>
       </w:r>
-      <w:hyperlink r:id="rId154">
-        <w:r>
-          <w:rPr>
-            <w:lang w:val="fr_FR" w:bidi="fr_FR"/>
-          </w:rPr>
-          <w:rPr>
-            <w:color w:val="0000EE"/>
-            <w:u w:val="single"/>
-          </w:rPr>
-          <w:t xml:space="preserve">20.19–21 </w:t>
-        </w:r>
-      </w:hyperlink>
+      <w:r>
+        <w:rPr>
+          <w:lang w:val="fr_FR" w:bidi="fr_FR"/>
+        </w:rPr>
+        <w:t xml:space="preserve">20.19–21 </w:t>
+      </w:r>
       <w:r>
         <w:rPr>
           <w:lang w:val="fr_FR" w:bidi="fr_FR"/>
         </w:rPr>
         <w:t xml:space="preserve">; </w:t>
       </w:r>
-      <w:hyperlink r:id="rId155">
-        <w:r>
-          <w:rPr>
-            <w:lang w:val="fr_FR" w:bidi="fr_FR"/>
-          </w:rPr>
-          <w:rPr>
-            <w:color w:val="0000EE"/>
-            <w:u w:val="single"/>
-          </w:rPr>
-          <w:t xml:space="preserve">24.1–18 </w:t>
-        </w:r>
-      </w:hyperlink>
+      <w:r>
+        <w:rPr>
+          <w:lang w:val="fr_FR" w:bidi="fr_FR"/>
+        </w:rPr>
+        <w:t xml:space="preserve">24.1–18 </w:t>
+      </w:r>
       <w:r>
         <w:rPr>
           <w:lang w:val="fr_FR" w:bidi="fr_FR"/>
         </w:rPr>
         <w:t xml:space="preserve">; </w:t>
       </w:r>
-      <w:hyperlink r:id="rId156">
-        <w:r>
-          <w:rPr>
-            <w:lang w:val="fr_FR" w:bidi="fr_FR"/>
-          </w:rPr>
-          <w:rPr>
-            <w:color w:val="0000EE"/>
-            <w:u w:val="single"/>
-          </w:rPr>
-          <w:t xml:space="preserve">31.18 </w:t>
-        </w:r>
-      </w:hyperlink>
+      <w:r>
+        <w:rPr>
+          <w:lang w:val="fr_FR" w:bidi="fr_FR"/>
+        </w:rPr>
+        <w:t xml:space="preserve">31.18 </w:t>
+      </w:r>
       <w:r>
         <w:rPr>
           <w:lang w:val="fr_FR" w:bidi="fr_FR"/>
         </w:rPr>
         <w:t xml:space="preserve">; </w:t>
       </w:r>
-      <w:hyperlink r:id="rId157">
-        <w:r>
-          <w:rPr>
-            <w:lang w:val="fr_FR" w:bidi="fr_FR"/>
-          </w:rPr>
-          <w:rPr>
-            <w:color w:val="0000EE"/>
-            <w:u w:val="single"/>
-          </w:rPr>
-          <w:t xml:space="preserve">32.1–34.35 </w:t>
-        </w:r>
-      </w:hyperlink>
+      <w:r>
+        <w:rPr>
+          <w:lang w:val="fr_FR" w:bidi="fr_FR"/>
+        </w:rPr>
+        <w:t xml:space="preserve">32.1–34.35 </w:t>
+      </w:r>
       <w:r>
         <w:rPr>
           <w:lang w:val="fr_FR" w:bidi="fr_FR"/>
         </w:rPr>
         <w:t xml:space="preserve">; </w:t>
       </w:r>
-      <w:hyperlink r:id="rId158">
-        <w:r>
-          <w:rPr>
-            <w:lang w:val="fr_FR" w:bidi="fr_FR"/>
-          </w:rPr>
-          <w:rPr>
-            <w:color w:val="0000EE"/>
-            <w:u w:val="single"/>
-          </w:rPr>
-          <w:t xml:space="preserve">39.42–43 </w:t>
-        </w:r>
-      </w:hyperlink>
+      <w:r>
+        <w:rPr>
+          <w:lang w:val="fr_FR" w:bidi="fr_FR"/>
+        </w:rPr>
+        <w:t xml:space="preserve">39.42–43 </w:t>
+      </w:r>
       <w:r>
         <w:rPr>
           <w:lang w:val="fr_FR" w:bidi="fr_FR"/>
         </w:rPr>
         <w:t xml:space="preserve">; </w:t>
       </w:r>
-      <w:hyperlink r:id="rId159">
-        <w:r>
-          <w:rPr>
-            <w:lang w:val="fr_FR" w:bidi="fr_FR"/>
-          </w:rPr>
-          <w:rPr>
-            <w:color w:val="0000EE"/>
-            <w:u w:val="single"/>
-          </w:rPr>
-          <w:t xml:space="preserve">40.16 </w:t>
-        </w:r>
-      </w:hyperlink>
+      <w:r>
+        <w:rPr>
+          <w:lang w:val="fr_FR" w:bidi="fr_FR"/>
+        </w:rPr>
+        <w:t xml:space="preserve">40.16 </w:t>
+      </w:r>
       <w:r>
         <w:rPr>
           <w:lang w:val="fr_FR" w:bidi="fr_FR"/>
         </w:rPr>
         <w:t xml:space="preserve">; </w:t>
       </w:r>
-      <w:hyperlink r:id="rId160">
-        <w:r>
-          <w:rPr>
-            <w:lang w:val="fr_FR" w:bidi="fr_FR"/>
-          </w:rPr>
-          <w:rPr>
-            <w:color w:val="0000EE"/>
-            <w:u w:val="single"/>
-          </w:rPr>
-          <w:t xml:space="preserve">Lv 8.1–36 </w:t>
-        </w:r>
-      </w:hyperlink>
+      <w:r>
+        <w:rPr>
+          <w:lang w:val="fr_FR" w:bidi="fr_FR"/>
+        </w:rPr>
+        <w:t xml:space="preserve">Lv 8.1–36 </w:t>
+      </w:r>
       <w:r>
         <w:rPr>
           <w:lang w:val="fr_FR" w:bidi="fr_FR"/>
         </w:rPr>
         <w:t xml:space="preserve">; </w:t>
       </w:r>
-      <w:hyperlink r:id="rId161">
-        <w:r>
-          <w:rPr>
-            <w:lang w:val="fr_FR" w:bidi="fr_FR"/>
-          </w:rPr>
-          <w:rPr>
-            <w:color w:val="0000EE"/>
-            <w:u w:val="single"/>
-          </w:rPr>
-          <w:t xml:space="preserve">10.1–20 </w:t>
-        </w:r>
-      </w:hyperlink>
+      <w:r>
+        <w:rPr>
+          <w:lang w:val="fr_FR" w:bidi="fr_FR"/>
+        </w:rPr>
+        <w:t xml:space="preserve">10.1–20 </w:t>
+      </w:r>
       <w:r>
         <w:rPr>
           <w:lang w:val="fr_FR" w:bidi="fr_FR"/>
         </w:rPr>
         <w:t xml:space="preserve">; </w:t>
       </w:r>
-      <w:hyperlink r:id="rId162">
-        <w:r>
-          <w:rPr>
-            <w:lang w:val="fr_FR" w:bidi="fr_FR"/>
-          </w:rPr>
-          <w:rPr>
-            <w:color w:val="0000EE"/>
-            <w:u w:val="single"/>
-          </w:rPr>
-          <w:t xml:space="preserve">24.10–23 </w:t>
-        </w:r>
-      </w:hyperlink>
+      <w:r>
+        <w:rPr>
+          <w:lang w:val="fr_FR" w:bidi="fr_FR"/>
+        </w:rPr>
+        <w:t xml:space="preserve">24.10–23 </w:t>
+      </w:r>
       <w:r>
         <w:rPr>
           <w:lang w:val="fr_FR" w:bidi="fr_FR"/>
         </w:rPr>
         <w:t xml:space="preserve">; </w:t>
       </w:r>
-      <w:hyperlink r:id="rId163">
-        <w:r>
-          <w:rPr>
-            <w:lang w:val="fr_FR" w:bidi="fr_FR"/>
-          </w:rPr>
-          <w:rPr>
-            <w:color w:val="0000EE"/>
-            <w:u w:val="single"/>
-          </w:rPr>
-          <w:t>Nb 7.1–11</w:t>
-        </w:r>
-      </w:hyperlink>
+      <w:r>
+        <w:rPr>
+          <w:lang w:val="fr_FR" w:bidi="fr_FR"/>
+        </w:rPr>
+        <w:t>Nb 7.1–11</w:t>
+      </w:r>
       <w:r>
         <w:rPr>
           <w:lang w:val="fr_FR" w:bidi="fr_FR"/>
         </w:rPr>
         <w:t xml:space="preserve">, </w:t>
       </w:r>
-      <w:hyperlink r:id="rId164">
-        <w:r>
-          <w:rPr>
-            <w:lang w:val="fr_FR" w:bidi="fr_FR"/>
-          </w:rPr>
-          <w:rPr>
-            <w:color w:val="0000EE"/>
-            <w:u w:val="single"/>
-          </w:rPr>
-          <w:t xml:space="preserve">89 </w:t>
-        </w:r>
-      </w:hyperlink>
+      <w:r>
+        <w:rPr>
+          <w:lang w:val="fr_FR" w:bidi="fr_FR"/>
+        </w:rPr>
+        <w:t xml:space="preserve">89 </w:t>
+      </w:r>
       <w:r>
         <w:rPr>
           <w:lang w:val="fr_FR" w:bidi="fr_FR"/>
         </w:rPr>
         <w:t xml:space="preserve">; </w:t>
       </w:r>
-      <w:hyperlink r:id="rId165">
-        <w:r>
-          <w:rPr>
-            <w:lang w:val="fr_FR" w:bidi="fr_FR"/>
-          </w:rPr>
-          <w:rPr>
-            <w:color w:val="0000EE"/>
-            <w:u w:val="single"/>
-          </w:rPr>
-          <w:t xml:space="preserve">9.1–14 </w:t>
-        </w:r>
-      </w:hyperlink>
+      <w:r>
+        <w:rPr>
+          <w:lang w:val="fr_FR" w:bidi="fr_FR"/>
+        </w:rPr>
+        <w:t xml:space="preserve">9.1–14 </w:t>
+      </w:r>
       <w:r>
         <w:rPr>
           <w:lang w:val="fr_FR" w:bidi="fr_FR"/>
         </w:rPr>
         <w:t xml:space="preserve">; </w:t>
       </w:r>
-      <w:hyperlink r:id="rId166">
-        <w:r>
-          <w:rPr>
-            <w:lang w:val="fr_FR" w:bidi="fr_FR"/>
-          </w:rPr>
-          <w:rPr>
-            <w:color w:val="0000EE"/>
-            <w:u w:val="single"/>
-          </w:rPr>
-          <w:t xml:space="preserve">10.29–14.45 </w:t>
-        </w:r>
-      </w:hyperlink>
+      <w:r>
+        <w:rPr>
+          <w:lang w:val="fr_FR" w:bidi="fr_FR"/>
+        </w:rPr>
+        <w:t xml:space="preserve">10.29–14.45 </w:t>
+      </w:r>
       <w:r>
         <w:rPr>
           <w:lang w:val="fr_FR" w:bidi="fr_FR"/>
         </w:rPr>
         <w:t xml:space="preserve">; </w:t>
       </w:r>
-      <w:hyperlink r:id="rId167">
-        <w:r>
-          <w:rPr>
-            <w:lang w:val="fr_FR" w:bidi="fr_FR"/>
-          </w:rPr>
-          <w:rPr>
-            <w:color w:val="0000EE"/>
-            <w:u w:val="single"/>
-          </w:rPr>
-          <w:t xml:space="preserve">15.32–36 </w:t>
-        </w:r>
-      </w:hyperlink>
+      <w:r>
+        <w:rPr>
+          <w:lang w:val="fr_FR" w:bidi="fr_FR"/>
+        </w:rPr>
+        <w:t xml:space="preserve">15.32–36 </w:t>
+      </w:r>
       <w:r>
         <w:rPr>
           <w:lang w:val="fr_FR" w:bidi="fr_FR"/>
         </w:rPr>
         <w:t xml:space="preserve">; </w:t>
       </w:r>
-      <w:hyperlink r:id="rId168">
-        <w:r>
-          <w:rPr>
-            <w:lang w:val="fr_FR" w:bidi="fr_FR"/>
-          </w:rPr>
-          <w:rPr>
-            <w:color w:val="0000EE"/>
-            <w:u w:val="single"/>
-          </w:rPr>
-          <w:t xml:space="preserve">16.1–17.13 </w:t>
-        </w:r>
-      </w:hyperlink>
+      <w:r>
+        <w:rPr>
+          <w:lang w:val="fr_FR" w:bidi="fr_FR"/>
+        </w:rPr>
+        <w:t xml:space="preserve">16.1–17.13 </w:t>
+      </w:r>
       <w:r>
         <w:rPr>
           <w:lang w:val="fr_FR" w:bidi="fr_FR"/>
         </w:rPr>
         <w:t xml:space="preserve">; </w:t>
       </w:r>
-      <w:hyperlink r:id="rId169">
-        <w:r>
-          <w:rPr>
-            <w:lang w:val="fr_FR" w:bidi="fr_FR"/>
-          </w:rPr>
-          <w:rPr>
-            <w:color w:val="0000EE"/>
-            <w:u w:val="single"/>
-          </w:rPr>
-          <w:t xml:space="preserve">20.1–29 </w:t>
-        </w:r>
-      </w:hyperlink>
+      <w:r>
+        <w:rPr>
+          <w:lang w:val="fr_FR" w:bidi="fr_FR"/>
+        </w:rPr>
+        <w:t xml:space="preserve">20.1–29 </w:t>
+      </w:r>
       <w:r>
         <w:rPr>
           <w:lang w:val="fr_FR" w:bidi="fr_FR"/>
         </w:rPr>
         <w:t xml:space="preserve">; </w:t>
       </w:r>
-      <w:hyperlink r:id="rId170">
-        <w:r>
-          <w:rPr>
-            <w:lang w:val="fr_FR" w:bidi="fr_FR"/>
-          </w:rPr>
-          <w:rPr>
-            <w:color w:val="0000EE"/>
-            <w:u w:val="single"/>
-          </w:rPr>
-          <w:t xml:space="preserve">21.4–9 </w:t>
-        </w:r>
-      </w:hyperlink>
+      <w:r>
+        <w:rPr>
+          <w:lang w:val="fr_FR" w:bidi="fr_FR"/>
+        </w:rPr>
+        <w:t xml:space="preserve">21.4–9 </w:t>
+      </w:r>
       <w:r>
         <w:rPr>
           <w:lang w:val="fr_FR" w:bidi="fr_FR"/>
         </w:rPr>
         <w:t xml:space="preserve">; </w:t>
       </w:r>
-      <w:hyperlink r:id="rId171">
-        <w:r>
-          <w:rPr>
-            <w:lang w:val="fr_FR" w:bidi="fr_FR"/>
-          </w:rPr>
-          <w:rPr>
-            <w:color w:val="0000EE"/>
-            <w:u w:val="single"/>
-          </w:rPr>
-          <w:t xml:space="preserve">25.1–5 </w:t>
-        </w:r>
-      </w:hyperlink>
+      <w:r>
+        <w:rPr>
+          <w:lang w:val="fr_FR" w:bidi="fr_FR"/>
+        </w:rPr>
+        <w:t xml:space="preserve">25.1–5 </w:t>
+      </w:r>
       <w:r>
         <w:rPr>
           <w:lang w:val="fr_FR" w:bidi="fr_FR"/>
         </w:rPr>
         <w:t xml:space="preserve">; </w:t>
       </w:r>
-      <w:hyperlink r:id="rId172">
-        <w:r>
-          <w:rPr>
-            <w:lang w:val="fr_FR" w:bidi="fr_FR"/>
-          </w:rPr>
-          <w:rPr>
-            <w:color w:val="0000EE"/>
-            <w:u w:val="single"/>
-          </w:rPr>
-          <w:t xml:space="preserve">27.1–23 </w:t>
-        </w:r>
-      </w:hyperlink>
+      <w:r>
+        <w:rPr>
+          <w:lang w:val="fr_FR" w:bidi="fr_FR"/>
+        </w:rPr>
+        <w:t xml:space="preserve">27.1–23 </w:t>
+      </w:r>
       <w:r>
         <w:rPr>
           <w:lang w:val="fr_FR" w:bidi="fr_FR"/>
         </w:rPr>
         <w:t xml:space="preserve">; </w:t>
       </w:r>
-      <w:hyperlink r:id="rId173">
-        <w:r>
-          <w:rPr>
-            <w:lang w:val="fr_FR" w:bidi="fr_FR"/>
-          </w:rPr>
-          <w:rPr>
-            <w:color w:val="0000EE"/>
-            <w:u w:val="single"/>
-          </w:rPr>
-          <w:t xml:space="preserve">31.1–32.33 </w:t>
-        </w:r>
-      </w:hyperlink>
+      <w:r>
+        <w:rPr>
+          <w:lang w:val="fr_FR" w:bidi="fr_FR"/>
+        </w:rPr>
+        <w:t xml:space="preserve">31.1–32.33 </w:t>
+      </w:r>
       <w:r>
         <w:rPr>
           <w:lang w:val="fr_FR" w:bidi="fr_FR"/>
         </w:rPr>
         <w:t xml:space="preserve">; </w:t>
       </w:r>
-      <w:hyperlink r:id="rId174">
-        <w:r>
-          <w:rPr>
-            <w:lang w:val="fr_FR" w:bidi="fr_FR"/>
-          </w:rPr>
-          <w:rPr>
-            <w:color w:val="0000EE"/>
-            <w:u w:val="single"/>
-          </w:rPr>
-          <w:t xml:space="preserve">33.1–2 </w:t>
-        </w:r>
-      </w:hyperlink>
+      <w:r>
+        <w:rPr>
+          <w:lang w:val="fr_FR" w:bidi="fr_FR"/>
+        </w:rPr>
+        <w:t xml:space="preserve">33.1–2 </w:t>
+      </w:r>
       <w:r>
         <w:rPr>
           <w:lang w:val="fr_FR" w:bidi="fr_FR"/>
         </w:rPr>
         <w:t xml:space="preserve">; </w:t>
       </w:r>
-      <w:hyperlink r:id="rId175">
-        <w:r>
-          <w:rPr>
-            <w:lang w:val="fr_FR" w:bidi="fr_FR"/>
-          </w:rPr>
-          <w:rPr>
-            <w:color w:val="0000EE"/>
-            <w:u w:val="single"/>
-          </w:rPr>
-          <w:t xml:space="preserve">Dt 1.1–5 </w:t>
-        </w:r>
-      </w:hyperlink>
+      <w:r>
+        <w:rPr>
+          <w:lang w:val="fr_FR" w:bidi="fr_FR"/>
+        </w:rPr>
+        <w:t xml:space="preserve">Dt 1.1–5 </w:t>
+      </w:r>
       <w:r>
         <w:rPr>
           <w:lang w:val="fr_FR" w:bidi="fr_FR"/>
         </w:rPr>
         <w:t xml:space="preserve">; </w:t>
       </w:r>
-      <w:hyperlink r:id="rId176">
-        <w:r>
-          <w:rPr>
-            <w:lang w:val="fr_FR" w:bidi="fr_FR"/>
-          </w:rPr>
-          <w:rPr>
-            <w:color w:val="0000EE"/>
-            <w:u w:val="single"/>
-          </w:rPr>
-          <w:t xml:space="preserve">31.1–34.12 </w:t>
-        </w:r>
-      </w:hyperlink>
+      <w:r>
+        <w:rPr>
+          <w:lang w:val="fr_FR" w:bidi="fr_FR"/>
+        </w:rPr>
+        <w:t xml:space="preserve">31.1–34.12 </w:t>
+      </w:r>
       <w:r>
         <w:rPr>
           <w:lang w:val="fr_FR" w:bidi="fr_FR"/>
         </w:rPr>
         <w:t xml:space="preserve">; </w:t>
       </w:r>
-      <w:hyperlink r:id="rId177">
-        <w:r>
-          <w:rPr>
-            <w:lang w:val="fr_FR" w:bidi="fr_FR"/>
-          </w:rPr>
-          <w:rPr>
-            <w:color w:val="0000EE"/>
-            <w:u w:val="single"/>
-          </w:rPr>
-          <w:t xml:space="preserve">1 Ch 23.13–17 </w:t>
-        </w:r>
-      </w:hyperlink>
+      <w:r>
+        <w:rPr>
+          <w:lang w:val="fr_FR" w:bidi="fr_FR"/>
+        </w:rPr>
+        <w:t xml:space="preserve">1 Ch 23.13–17 </w:t>
+      </w:r>
       <w:r>
         <w:rPr>
           <w:lang w:val="fr_FR" w:bidi="fr_FR"/>
         </w:rPr>
         <w:t xml:space="preserve">; </w:t>
       </w:r>
-      <w:hyperlink r:id="rId178">
-        <w:r>
-          <w:rPr>
-            <w:lang w:val="fr_FR" w:bidi="fr_FR"/>
-          </w:rPr>
-          <w:rPr>
-            <w:color w:val="0000EE"/>
-            <w:u w:val="single"/>
-          </w:rPr>
-          <w:t xml:space="preserve">Ps 77.20 </w:t>
-        </w:r>
-      </w:hyperlink>
+      <w:r>
+        <w:rPr>
+          <w:lang w:val="fr_FR" w:bidi="fr_FR"/>
+        </w:rPr>
+        <w:t xml:space="preserve">Ps 77.20 </w:t>
+      </w:r>
       <w:r>
         <w:rPr>
           <w:lang w:val="fr_FR" w:bidi="fr_FR"/>
         </w:rPr>
         <w:t xml:space="preserve">; </w:t>
       </w:r>
-      <w:hyperlink r:id="rId179">
-        <w:r>
-          <w:rPr>
-            <w:lang w:val="fr_FR" w:bidi="fr_FR"/>
-          </w:rPr>
-          <w:rPr>
-            <w:color w:val="0000EE"/>
-            <w:u w:val="single"/>
-          </w:rPr>
-          <w:t xml:space="preserve">90.1–17 </w:t>
-        </w:r>
-      </w:hyperlink>
+      <w:r>
+        <w:rPr>
+          <w:lang w:val="fr_FR" w:bidi="fr_FR"/>
+        </w:rPr>
+        <w:t xml:space="preserve">90.1–17 </w:t>
+      </w:r>
       <w:r>
         <w:rPr>
           <w:lang w:val="fr_FR" w:bidi="fr_FR"/>
         </w:rPr>
         <w:t xml:space="preserve">; </w:t>
       </w:r>
-      <w:hyperlink r:id="rId180">
-        <w:r>
-          <w:rPr>
-            <w:lang w:val="fr_FR" w:bidi="fr_FR"/>
-          </w:rPr>
-          <w:rPr>
-            <w:color w:val="0000EE"/>
-            <w:u w:val="single"/>
-          </w:rPr>
-          <w:t xml:space="preserve">103.7 </w:t>
-        </w:r>
-      </w:hyperlink>
+      <w:r>
+        <w:rPr>
+          <w:lang w:val="fr_FR" w:bidi="fr_FR"/>
+        </w:rPr>
+        <w:t xml:space="preserve">103.7 </w:t>
+      </w:r>
       <w:r>
         <w:rPr>
           <w:lang w:val="fr_FR" w:bidi="fr_FR"/>
         </w:rPr>
         <w:t xml:space="preserve">; </w:t>
       </w:r>
-      <w:hyperlink r:id="rId181">
-        <w:r>
-          <w:rPr>
-            <w:lang w:val="fr_FR" w:bidi="fr_FR"/>
-          </w:rPr>
-          <w:rPr>
-            <w:color w:val="0000EE"/>
-            <w:u w:val="single"/>
-          </w:rPr>
-          <w:t xml:space="preserve">105.26–27 </w:t>
-        </w:r>
-      </w:hyperlink>
+      <w:r>
+        <w:rPr>
+          <w:lang w:val="fr_FR" w:bidi="fr_FR"/>
+        </w:rPr>
+        <w:t xml:space="preserve">105.26–27 </w:t>
+      </w:r>
       <w:r>
         <w:rPr>
           <w:lang w:val="fr_FR" w:bidi="fr_FR"/>
         </w:rPr>
         <w:t xml:space="preserve">; </w:t>
       </w:r>
-      <w:hyperlink r:id="rId143">
-        <w:r>
-          <w:rPr>
-            <w:lang w:val="fr_FR" w:bidi="fr_FR"/>
-          </w:rPr>
-          <w:rPr>
-            <w:color w:val="0000EE"/>
-            <w:u w:val="single"/>
-          </w:rPr>
-          <w:t xml:space="preserve">106.32–33 </w:t>
-        </w:r>
-      </w:hyperlink>
+      <w:r>
+        <w:rPr>
+          <w:lang w:val="fr_FR" w:bidi="fr_FR"/>
+        </w:rPr>
+        <w:t xml:space="preserve">106.32–33 </w:t>
+      </w:r>
       <w:r>
         <w:rPr>
           <w:lang w:val="fr_FR" w:bidi="fr_FR"/>
         </w:rPr>
         <w:t xml:space="preserve">; </w:t>
       </w:r>
-      <w:hyperlink r:id="rId182">
-        <w:r>
-          <w:rPr>
-            <w:lang w:val="fr_FR" w:bidi="fr_FR"/>
-          </w:rPr>
-          <w:rPr>
-            <w:color w:val="0000EE"/>
-            <w:u w:val="single"/>
-          </w:rPr>
-          <w:t xml:space="preserve">Mc 9.2–13 </w:t>
-        </w:r>
-      </w:hyperlink>
+      <w:r>
+        <w:rPr>
+          <w:lang w:val="fr_FR" w:bidi="fr_FR"/>
+        </w:rPr>
+        <w:t xml:space="preserve">Mc 9.2–13 </w:t>
+      </w:r>
       <w:r>
         <w:rPr>
           <w:lang w:val="fr_FR" w:bidi="fr_FR"/>
         </w:rPr>
         <w:t xml:space="preserve">; </w:t>
       </w:r>
-      <w:hyperlink r:id="rId183">
-        <w:r>
-          <w:rPr>
-            <w:lang w:val="fr_FR" w:bidi="fr_FR"/>
-          </w:rPr>
-          <w:rPr>
-            <w:color w:val="0000EE"/>
-            <w:u w:val="single"/>
-          </w:rPr>
-          <w:t xml:space="preserve">Ac 7.17–44 </w:t>
-        </w:r>
-      </w:hyperlink>
+      <w:r>
+        <w:rPr>
+          <w:lang w:val="fr_FR" w:bidi="fr_FR"/>
+        </w:rPr>
+        <w:t xml:space="preserve">Ac 7.17–44 </w:t>
+      </w:r>
       <w:r>
         <w:rPr>
           <w:lang w:val="fr_FR" w:bidi="fr_FR"/>
         </w:rPr>
         <w:t xml:space="preserve">; </w:t>
       </w:r>
-      <w:hyperlink r:id="rId184">
-        <w:r>
-          <w:rPr>
-            <w:lang w:val="fr_FR" w:bidi="fr_FR"/>
-          </w:rPr>
-          <w:rPr>
-            <w:color w:val="0000EE"/>
-            <w:u w:val="single"/>
-          </w:rPr>
-          <w:t xml:space="preserve">1Co 10.1–14 </w:t>
-        </w:r>
-      </w:hyperlink>
+      <w:r>
+        <w:rPr>
+          <w:lang w:val="fr_FR" w:bidi="fr_FR"/>
+        </w:rPr>
+        <w:t xml:space="preserve">1Co 10.1–14 </w:t>
+      </w:r>
       <w:r>
         <w:rPr>
           <w:lang w:val="fr_FR" w:bidi="fr_FR"/>
         </w:rPr>
         <w:t xml:space="preserve">; </w:t>
       </w:r>
-      <w:hyperlink r:id="rId185">
-        <w:r>
-          <w:rPr>
-            <w:lang w:val="fr_FR" w:bidi="fr_FR"/>
-          </w:rPr>
-          <w:rPr>
-            <w:color w:val="0000EE"/>
-            <w:u w:val="single"/>
-          </w:rPr>
-          <w:t xml:space="preserve">2Co 3.7–18 </w:t>
-        </w:r>
-      </w:hyperlink>
+      <w:r>
+        <w:rPr>
+          <w:lang w:val="fr_FR" w:bidi="fr_FR"/>
+        </w:rPr>
+        <w:t xml:space="preserve">2Co 3.7–18 </w:t>
+      </w:r>
       <w:r>
         <w:rPr>
           <w:lang w:val="fr_FR" w:bidi="fr_FR"/>
         </w:rPr>
         <w:t xml:space="preserve">; </w:t>
       </w:r>
-      <w:hyperlink r:id="rId186">
-        <w:r>
-          <w:rPr>
-            <w:lang w:val="fr_FR" w:bidi="fr_FR"/>
-          </w:rPr>
-          <w:rPr>
-            <w:color w:val="0000EE"/>
-            <w:u w:val="single"/>
-          </w:rPr>
-          <w:t xml:space="preserve">Ga 3.19 </w:t>
-        </w:r>
-      </w:hyperlink>
+      <w:r>
+        <w:rPr>
+          <w:lang w:val="fr_FR" w:bidi="fr_FR"/>
+        </w:rPr>
+        <w:t xml:space="preserve">Ga 3.19 </w:t>
+      </w:r>
       <w:r>
         <w:rPr>
           <w:lang w:val="fr_FR" w:bidi="fr_FR"/>
         </w:rPr>
         <w:t xml:space="preserve">; </w:t>
       </w:r>
-      <w:hyperlink r:id="rId146">
-        <w:r>
-          <w:rPr>
-            <w:lang w:val="fr_FR" w:bidi="fr_FR"/>
-          </w:rPr>
-          <w:rPr>
-            <w:color w:val="0000EE"/>
-            <w:u w:val="single"/>
-          </w:rPr>
-          <w:t xml:space="preserve">Hé 3.1–19 </w:t>
-        </w:r>
-      </w:hyperlink>
+      <w:r>
+        <w:rPr>
+          <w:lang w:val="fr_FR" w:bidi="fr_FR"/>
+        </w:rPr>
+        <w:t xml:space="preserve">Hé 3.1–19 </w:t>
+      </w:r>
       <w:r>
         <w:rPr>
           <w:lang w:val="fr_FR" w:bidi="fr_FR"/>
         </w:rPr>
         <w:t xml:space="preserve">; </w:t>
       </w:r>
-      <w:hyperlink r:id="rId187">
-        <w:r>
-          <w:rPr>
-            <w:lang w:val="fr_FR" w:bidi="fr_FR"/>
-          </w:rPr>
-          <w:rPr>
-            <w:color w:val="0000EE"/>
-            <w:u w:val="single"/>
-          </w:rPr>
-          <w:t xml:space="preserve">8.5 </w:t>
-        </w:r>
-      </w:hyperlink>
+      <w:r>
+        <w:rPr>
+          <w:lang w:val="fr_FR" w:bidi="fr_FR"/>
+        </w:rPr>
+        <w:t xml:space="preserve">8.5 </w:t>
+      </w:r>
       <w:r>
         <w:rPr>
           <w:lang w:val="fr_FR" w:bidi="fr_FR"/>
         </w:rPr>
         <w:t xml:space="preserve">; </w:t>
       </w:r>
-      <w:hyperlink r:id="rId188">
-        <w:r>
-          <w:rPr>
-            <w:lang w:val="fr_FR" w:bidi="fr_FR"/>
-          </w:rPr>
-          <w:rPr>
-            <w:color w:val="0000EE"/>
-            <w:u w:val="single"/>
-          </w:rPr>
-          <w:t xml:space="preserve">9.19–22 </w:t>
-        </w:r>
-      </w:hyperlink>
+      <w:r>
+        <w:rPr>
+          <w:lang w:val="fr_FR" w:bidi="fr_FR"/>
+        </w:rPr>
+        <w:t xml:space="preserve">9.19–22 </w:t>
+      </w:r>
       <w:r>
         <w:rPr>
           <w:lang w:val="fr_FR" w:bidi="fr_FR"/>
         </w:rPr>
         <w:t xml:space="preserve">; </w:t>
       </w:r>
-      <w:hyperlink r:id="rId189">
-        <w:r>
-          <w:rPr>
-            <w:lang w:val="fr_FR" w:bidi="fr_FR"/>
-          </w:rPr>
-          <w:rPr>
-            <w:color w:val="0000EE"/>
-            <w:u w:val="single"/>
-          </w:rPr>
-          <w:t xml:space="preserve">11.23–28 </w:t>
-        </w:r>
-      </w:hyperlink>
+      <w:r>
+        <w:rPr>
+          <w:lang w:val="fr_FR" w:bidi="fr_FR"/>
+        </w:rPr>
+        <w:t xml:space="preserve">11.23–28 </w:t>
+      </w:r>
       <w:r>
         <w:rPr>
           <w:lang w:val="fr_FR" w:bidi="fr_FR"/>
         </w:rPr>
         <w:t xml:space="preserve">; </w:t>
       </w:r>
-      <w:hyperlink r:id="rId190">
-        <w:r>
-          <w:rPr>
-            <w:lang w:val="fr_FR" w:bidi="fr_FR"/>
-          </w:rPr>
-          <w:rPr>
-            <w:color w:val="0000EE"/>
-            <w:u w:val="single"/>
-          </w:rPr>
-          <w:t>12.18–29</w:t>
-        </w:r>
-      </w:hyperlink>
+      <w:r>
+        <w:rPr>
+          <w:lang w:val="fr_FR" w:bidi="fr_FR"/>
+        </w:rPr>
+        <w:t>12.18–29</w:t>
+      </w:r>
       <w:r>
         <w:rPr>
           <w:lang w:val="fr_FR" w:bidi="fr_FR"/>
